--- a/tillsyn/S 152-2026 tillsynsbegäran.docx
+++ b/tillsyn/S 152-2026 tillsynsbegäran.docx
@@ -2607,7 +2607,7 @@
     <w:r>
       <w:tab/>
       <w:tab/>
-      <w:t>2026-09-14</w:t>
+      <w:t>2026-09-15</w:t>
       <w:br/>
       <w:br/>
     </w:r>

--- a/tillsyn/S 152-2026 tillsynsbegäran.docx
+++ b/tillsyn/S 152-2026 tillsynsbegäran.docx
@@ -2607,7 +2607,7 @@
     <w:r>
       <w:tab/>
       <w:tab/>
-      <w:t>2026-09-15</w:t>
+      <w:t>2026-09-16</w:t>
       <w:br/>
       <w:br/>
     </w:r>

--- a/tillsyn/S 152-2026 tillsynsbegäran.docx
+++ b/tillsyn/S 152-2026 tillsynsbegäran.docx
@@ -2607,7 +2607,7 @@
     <w:r>
       <w:tab/>
       <w:tab/>
-      <w:t>2026-09-16</w:t>
+      <w:t>2026-09-17</w:t>
       <w:br/>
       <w:br/>
     </w:r>

--- a/tillsyn/S 152-2026 tillsynsbegäran.docx
+++ b/tillsyn/S 152-2026 tillsynsbegäran.docx
@@ -2607,7 +2607,7 @@
     <w:r>
       <w:tab/>
       <w:tab/>
-      <w:t>2026-09-17</w:t>
+      <w:t>2026-09-18</w:t>
       <w:br/>
       <w:br/>
     </w:r>

--- a/tillsyn/S 152-2026 tillsynsbegäran.docx
+++ b/tillsyn/S 152-2026 tillsynsbegäran.docx
@@ -2607,7 +2607,7 @@
     <w:r>
       <w:tab/>
       <w:tab/>
-      <w:t>2026-09-18</w:t>
+      <w:t>2026-09-19</w:t>
       <w:br/>
       <w:br/>
     </w:r>

--- a/tillsyn/S 152-2026 tillsynsbegäran.docx
+++ b/tillsyn/S 152-2026 tillsynsbegäran.docx
@@ -2607,7 +2607,7 @@
     <w:r>
       <w:tab/>
       <w:tab/>
-      <w:t>2026-09-19</w:t>
+      <w:t>2026-09-21</w:t>
       <w:br/>
       <w:br/>
     </w:r>

--- a/tillsyn/S 152-2026 tillsynsbegäran.docx
+++ b/tillsyn/S 152-2026 tillsynsbegäran.docx
@@ -22,7 +22,7 @@
       <w:r>
         <w:drawing>
           <wp:inline xmlns:a="http://schemas.openxmlformats.org/drawingml/2006/main" xmlns:pic="http://schemas.openxmlformats.org/drawingml/2006/picture">
-            <wp:extent cx="5486400" cy="5260157"/>
+            <wp:extent cx="5486400" cy="5701626"/>
             <wp:docPr id="1" name="Picture 1"/>
             <wp:cNvGraphicFramePr>
               <a:graphicFrameLocks noChangeAspect="1"/>
@@ -43,7 +43,7 @@
                   <pic:spPr>
                     <a:xfrm>
                       <a:off x="0" y="0"/>
-                      <a:ext cx="5486400" cy="5260157"/>
+                      <a:ext cx="5486400" cy="5701626"/>
                     </a:xfrm>
                     <a:prstGeom prst="rect"/>
                   </pic:spPr>
@@ -65,7 +65,7 @@
     </w:p>
     <w:p>
       <w:r>
-        <w:t>I och inom 25 meter från samrådsanmälan finns fynd av 52 naturvårdsarter, varav 22 är rödlistade, 16 är fridlysta, 33 är typiska (T) och 19 är signalarter (S): garnlav (VU, T), goliatmusseron (VU, T), gränsticka (VU, T), jättemusseron (VU), knärot (VU, T, §8), lakritsmusseron (VU, T), rotfingersvamp (VU), apelsinticka (NT), blå taggsvamp (NT, T), dropptaggsvamp (NT, T), fyrflikig jordstjärna (NT, T), gelatinfingersvamp (NT), lunglav (NT, T), motaggsvamp (NT, T), orange taggsvamp (NT, T), svartvit taggsvamp (NT), tallticka (NT, T), talltita (NT, §4), ullticka (NT, T), vedskivlav (NT, T), vedtrappmossa (NT, T), vintertagging (NT), björksplintborre (S), blomkålssvamp (S), blåmossa (S, T), bronshjon (S, T), fällmossa (S, T), grovticka (S, T), grön sköldmossa (S, T, §8), grönpyrola (S, T), jättesvampmal (S), mindre märgborre (S, T), nästlav (S, T), plattlummer (S, T, §9), rödgul trumpetsvamp (S), spindelblomster (S, T, §8), stubbspretmossa (S, T), thomsons trägnagare (S), trådticka (S, T), vedticka (S, T), västlig hakmossa (S), mattlummer (T, §9), nattskärra (T, §4), spillkråka (T, §4), tjäder (T, §4), tofsmes (T, §4), kopparödla (§6), mindre vattensalamander (§6), vanlig padda (§6), vanlig snok (§6), fläcknycklar (§8) och revlummer (§9). Se Figur 1.</w:t>
+        <w:t>I och inom 25 meter från samrådsanmälan finns fynd av 63 naturvårdsarter, varav 25 är rödlistade, 23 är fridlysta, 35 är typiska (T) och 21 är signalarter (S): garnlav (VU, T), goliatmusseron (VU, T), gränsticka (VU, T), jättemusseron (VU), knärot (VU, T, §8), lakritsmusseron (VU, T), rotfingersvamp (VU), apelsinticka (NT), blå taggsvamp (NT, T), brunlångöra (NT, §4a), dropptaggsvamp (NT, T), fyrflikig jordstjärna (NT, T), gelatinfingersvamp (NT), lunglav (NT, T), motaggsvamp (NT, T), nordfladdermus (NT, §4a), orange taggsvamp (NT, T), skarp dropptaggsvamp (NT), svartvit taggsvamp (NT), tallticka (NT, T), talltita (NT, §4), ullticka (NT, T), vedskivlav (NT, T), vedtrappmossa (NT, T), vintertagging (NT), björksplintborre (S), blomkålssvamp (S), blåmossa (S, T), bronshjon (S, T), flagellkvastmossa (S, T), fällmossa (S, T), grovticka (S, T), grön sköldmossa (S, T, §8), grönpyrola (S, T), jättesvampmal (S), mindre märgborre (S, T), nästlav (S, T), plattlummer (S, T, §9), rödgul trumpetsvamp (S), spindelblomster (S, T, §8), stubbspretmossa (S, T), thomsons trägnagare (S), trådticka (S, T), vedticka (S, T), västlig hakmossa (S), vågbandad barkbock (S), krushättemossa (T), mattlummer (T, §9), nattskärra (T, §4), spillkråka (T, §4), tjäder (T, §4), tofsmes (T, §4), dvärgpipistrell (§4a), större brunfladdermus (§4a), trollpipistrell (§4a), vattenfladdermus (§4a), kopparödla (§6), mindre vattensalamander (§6), vanlig groda (§6), vanlig padda (§6), vanlig snok (§6), fläcknycklar (§8) och revlummer (§9). Se Figur 1.</w:t>
       </w:r>
     </w:p>
     <w:p>
@@ -351,6 +351,35 @@
         <w:rPr>
           <w:b/>
         </w:rPr>
+        <w:t>Brunlångöra (NT, §4a)</w:t>
+      </w:r>
+      <w:r>
+        <w:t xml:space="preserve"> omfattas av bilaga 4 EU:s art- och habitatdirektiv vilket innebär att arten och dess livsmiljöer är strikt skyddade. Brunlångöra förekommer framförallt inne i relativt tät skog men födosöker också i trädgårdar, parker och hagar. Den har minskat med 17,5 (5–30) % under de senaste 21 åren och minskningstakten för den svenska populationen bedöms vara nära gränsvärdet för Sårbar (VU). (A2bc). Brunlångöra är typisk art för </w:t>
+      </w:r>
+      <w:r>
+        <w:rPr>
+          <w:i/>
+        </w:rPr>
+        <w:t>8310 Grottor</w:t>
+      </w:r>
+      <w:r>
+        <w:t xml:space="preserve"> och </w:t>
+      </w:r>
+      <w:r>
+        <w:rPr>
+          <w:i/>
+        </w:rPr>
+        <w:t>8330</w:t>
+      </w:r>
+      <w:r>
+        <w:t xml:space="preserve"> (SLU Artdatabanken, 2024).</w:t>
+      </w:r>
+    </w:p>
+    <w:p>
+      <w:r>
+        <w:rPr>
+          <w:b/>
+        </w:rPr>
         <w:t>Dropptaggsvamp (NT)</w:t>
       </w:r>
       <w:r>
@@ -478,6 +507,17 @@
         <w:rPr>
           <w:b/>
         </w:rPr>
+        <w:t>Nordfladdermus (NT, §4a)</w:t>
+      </w:r>
+      <w:r>
+        <w:t xml:space="preserve"> omfattas av bilaga 4 EU:s art- och habitatdirektiv vilket innebär ett strikt skydd där arten och dess livsmiljöer ska bevaras. Nordfladdermus föredrar variationsrik skog med förekomst av sjöar, vattendrag och våtmarker och hittas framförallt i halvöppna miljöer som trädbärande beteshagar och i kantzoner mellan skog och odlingsmark. Den undviker stora öppna områden som stora hyggen och större sammanhängande planteringar vilket minskar längden bryn och landskapets heterogenitet och därmed födotillgången och mängden lämpliga jaktplatser. Skogsbruksåtgärder som leder till minskad förekomst av äldre, gles skog och då särskilt tillgång på hålträd och träd med löst sittande bark kan leda till brist på koloniplatser och viloplatser. Nordfladdermus har minskat med 27,5 (5–50) % under de senaste 21 åren och minskningstakten för den svenska populationen bedöms vara nära gränsvärdet för Sårbar (VU). (A2bc) (SLU Artdatabanken, 2024; Skogsstyrelsen, 2016).</w:t>
+      </w:r>
+    </w:p>
+    <w:p>
+      <w:r>
+        <w:rPr>
+          <w:b/>
+        </w:rPr>
         <w:t xml:space="preserve">Orange taggsvamp (NT) </w:t>
       </w:r>
       <w:r>
@@ -498,6 +538,17 @@
         <w:rPr>
           <w:b/>
         </w:rPr>
+        <w:t xml:space="preserve">Skarp dropptaggsvamp (NT) </w:t>
+      </w:r>
+      <w:r>
+        <w:t>bildar mykorrhiza med både gran och tall, främst i barrskogar med trädkontinuitet. Arten uppträder dels i näringsrik kalkbarrskog och dels i sur lavtallskog. Kalkbarrskogarna är ofta grandominerade, olikåldriga och skiktade på frisk mark med ett örtrikt vegetationsskikt. Lavtallskogarna är i regel magra, torra, ljusöppna och ofta brandpräglade. Den totala populationen i landet har minskat och bedöms fortsätta minska till följd av avverkning av äldre barrskogar. Arten har begränsad förmåga att återetablera sig efter slutavverkning eller andra storskaliga skogsbruksåtgärder. Det saknas indikationer på att arten långsiktigt kan etablera eller reproducera sig i skogsbestånd som brukas med metoder som trakthyggesbruk, markberedning, gödsling eller föryngring med förädlat plantmaterial. Minskningstakten för den svenska populationen bedöms vara nära gränsvärdet för Sårbar (VU) (SLU Artdatabanken, 2026).</w:t>
+      </w:r>
+    </w:p>
+    <w:p>
+      <w:r>
+        <w:rPr>
+          <w:b/>
+        </w:rPr>
         <w:t xml:space="preserve">Svartvit taggsvamp (NT) </w:t>
       </w:r>
       <w:r>
@@ -727,6 +778,35 @@
         <w:rPr>
           <w:b/>
         </w:rPr>
+        <w:t>Flagellkvastmossa</w:t>
+      </w:r>
+      <w:r>
+        <w:t xml:space="preserve"> förekommer framför allt i tallsumpskog, men finns även i relativt torra gran- och tallskogar. Den signalerar överallt skogsmiljöer med höga naturvärden och indikerar biotoper med rik och kontinuerlig förekomst av död ved i olika nedbrytningsstadier eller barlagd torvjord. Flagellkvastmossa är typisk art för </w:t>
+      </w:r>
+      <w:r>
+        <w:rPr>
+          <w:i/>
+        </w:rPr>
+        <w:t xml:space="preserve">9010 Taiga </w:t>
+      </w:r>
+      <w:r>
+        <w:t>och</w:t>
+      </w:r>
+      <w:r>
+        <w:rPr>
+          <w:i/>
+        </w:rPr>
+        <w:t xml:space="preserve"> 9740 Skogsbevuxen myr </w:t>
+      </w:r>
+      <w:r>
+        <w:t>(SLU Artdatabanken, 2024; Nitare &amp; Skogsstyrelsen, 2019).</w:t>
+      </w:r>
+    </w:p>
+    <w:p>
+      <w:r>
+        <w:rPr>
+          <w:b/>
+        </w:rPr>
         <w:t>Fällmossa</w:t>
       </w:r>
       <w:r>
@@ -1032,6 +1112,17 @@
         <w:rPr>
           <w:b/>
         </w:rPr>
+        <w:t xml:space="preserve">Vågbandad barkbock </w:t>
+      </w:r>
+      <w:r>
+        <w:t>är en långhorning vars larvutveckling sker under bark på nyligen döda stående barrträd, främst gran, mer undantagsvis på tall. Främst i stående träd, särskilt gamla, långsamvuxna granar med grov bark, även i grövre grenar, stubbar eller vindfällen. Arten är starkt knuten till naturskogsliknande granskogar, och gynnas av extrema torrsomrar som försvagar träden. Arten påverkas negativt av brist på kontinuitetsskog och en minskning av populationen pågår eller förväntas ske (SLU Artdatabanken, 2025).</w:t>
+      </w:r>
+    </w:p>
+    <w:p>
+      <w:r>
+        <w:rPr>
+          <w:b/>
+        </w:rPr>
         <w:t>Mattlummer (§9)</w:t>
       </w:r>
       <w:r>
@@ -1143,6 +1234,68 @@
       </w:r>
       <w:r>
         <w:t>(SLU Artdatabanken, 2025).</w:t>
+      </w:r>
+    </w:p>
+    <w:p>
+      <w:r>
+        <w:rPr>
+          <w:b/>
+        </w:rPr>
+        <w:t>Dvärgpipistrell (§4a)</w:t>
+      </w:r>
+      <w:r>
+        <w:t xml:space="preserve"> omfattas av bilaga 4 EU:s art- och habitatdirektiv vilket innebär ett strikt skydd där arten och dess livsmiljöer ska bevaras. Arten förekommer i alla typer av glesare skogar men föredrar framförallt lövskog. Den födosöker inne bland träden och man hittar den i trädbärande beteshagar, i kantzoner mellan skog och odlingsmark, i närheten av vatten och i bymiljöer. Den undviker stora sammanhängande öppna miljöer såsom åkrar och hyggen. Skogsbruksåtgärder som leder till minskad förekomst av äldre, gles skog och då särskilt tillgång på hålträd och träd med löst sittande bark kan leda till brist på koloniplatser och viloplatser (SLU Artdatabanken, 2024; Skogsstyrelsen, 2016).</w:t>
+      </w:r>
+    </w:p>
+    <w:p>
+      <w:r>
+        <w:rPr>
+          <w:b/>
+        </w:rPr>
+        <w:t>Större brunfladdermus (§4a)</w:t>
+      </w:r>
+      <w:r>
+        <w:t xml:space="preserve"> omfattas av bilaga 4 EU:s art- och habitatdirektiv vilket innebär ett strikt skydd där arten och dess livsmiljöer ska bevaras. Den lever huvudsakligen i större skogsområden med gamla lövträdsbestånd, där den jagar i alla typer av öppna och halvöppna miljöer, ofta över stora sjöar och vattendrag, strandängar, betes- och slåttermarker. Under året utnyttjar fladdermössen många olika miljöer och ett effektivt bevarandearbete måste därför utgå från ett landskapsekologiskt perspektiv. Den viktigaste faktorn för om fladdermössen ska kunna leva i ett område är tillgången på föda i form av nattaktiva insekter. Ett bra hemområde måste erbjuda god födotillgång under hela aktivitetsperioden. Åtgärder som bevarar och gynnar en hög insektsproduktion är därför centrala. I ett varierat landskap med hög andel äldre lövträd, småvatten, sumpskogar, öppna våtmarker, ängar och betesmarker avlöser olika insektsgrupper varandra vilket gör att det hela tiden finns tillräckligt med föda. Gamla träd med grov bark, skador, håligheter eller döda delar bör lämnas och yngre träd (efterträdare) tillåtas finnas kvar och åldras för att säkra framtida förekomst av lämpliga yngelmiljöer. Övervintringsplatser måste skyddas effektivt från störningar (SLU Artdatabanken, 2024).</w:t>
+      </w:r>
+    </w:p>
+    <w:p>
+      <w:r>
+        <w:rPr>
+          <w:b/>
+        </w:rPr>
+        <w:t>Trollpipistrell (§4a)</w:t>
+      </w:r>
+      <w:r>
+        <w:t xml:space="preserve"> omfattas av bilaga 4 EU:s art- och habitatdirektiv vilket innebär ett strikt skydd för arten och dess livsmiljöer. Trollpipistrell förekommer i gles barr- och lövskog, i trädbärande beteshagar, i kantzoner mellan skog och odlingsmark, i närheten av sjöar och vattendrag samt i bymiljöer. Den undviker stora öppna miljöer såsom åkrar och hyggen och gynnas av ett landskap med mycket lövträd, vatten och hålträd. Under året utnyttjas många olika miljöer och ett effektivt bevarandearbete måste därför utgå från ett landskapsekologiskt perspektiv. Ett varierat landskap med hög andel äldre lövträd, småvatten, sumpskogar, öppna våtmarker, ängar och betesmarker, är gynnsamt för insekter vilket skapar förutsättningar för fladdermöss att finna tillräckligt med föda (SLU Artdatabanken, 2024).</w:t>
+      </w:r>
+    </w:p>
+    <w:p>
+      <w:r>
+        <w:rPr>
+          <w:b/>
+        </w:rPr>
+        <w:t>Vattenfladdermus (§4a)</w:t>
+      </w:r>
+      <w:r>
+        <w:t xml:space="preserve"> omfattas av bilaga 4 EU:s art- och habitatdirektiv vilket innebär ett strikt skydd där arten och dess livsmiljöer ska bevaras. Arten förekommer mest vid vatten, vid både sjöar och vattendrag där den födosöker antingen tätt ovanför vattenytan eller i strandskog. Kolonin kan ligga ganska långt från vatten och den kan ibland jaga i skog flera kilometer från vatten. För vattenfladdermusen bör framförallt åtgärder planeras och vidtas i strandnära områden. Sumpskog och hålträd behöver bevaras och återskapas. Gamla träd med grov bark, skador, håligheter eller döda delar bör lämnas och yngre träd (efterträdare) tillåtas finnas kvar och åldras för att säkra framtida förekomst av lämpliga yngelmiljöer. Övervintringsplatser måste skyddas effektivt från störningar. Vattenfladdermus är typisk art för </w:t>
+      </w:r>
+      <w:r>
+        <w:rPr>
+          <w:i/>
+        </w:rPr>
+        <w:t>8310 Grottor</w:t>
+      </w:r>
+      <w:r>
+        <w:t xml:space="preserve"> och </w:t>
+      </w:r>
+      <w:r>
+        <w:rPr>
+          <w:i/>
+        </w:rPr>
+        <w:t>8330 Havsgrottor</w:t>
+      </w:r>
+      <w:r>
+        <w:t xml:space="preserve"> (SLU Artdatabanken, 2025).</w:t>
       </w:r>
     </w:p>
     <w:p>
@@ -1182,7 +1335,7 @@
     </w:p>
     <w:p>
       <w:r>
-        <w:t>Följande typiska arter har sina livsmiljöer och växtplatser i den samrådsanmälda skogen: garnlav (VU, T), goliatmusseron (VU, T), gränsticka (VU, T), knärot (VU, T, §8), lakritsmusseron (VU, T), blå taggsvamp (NT, T), dropptaggsvamp (NT, T), fyrflikig jordstjärna (NT, T), lunglav (NT, T), motaggsvamp (NT, T), orange taggsvamp (NT, T), tallticka (NT, T), ullticka (NT, T), vedskivlav (NT, T), vedtrappmossa (NT, T), blåmossa (S, T), bronshjon (S, T), fällmossa (S, T), grovticka (S, T), grön sköldmossa (S, T, §8), grönpyrola (S, T), mindre märgborre (S, T), nästlav (S, T), plattlummer (S, T, §9), spindelblomster (S, T, §8), stubbspretmossa (S, T), trådticka (S, T), vedticka (S, T), mattlummer (T, §9), nattskärra (T, §4), spillkråka (T, §4), tjäder (T, §4) och tofsmes (T, §4).</w:t>
+        <w:t>Följande typiska arter har sina livsmiljöer och växtplatser i den samrådsanmälda skogen: garnlav (VU, T), goliatmusseron (VU, T), gränsticka (VU, T), knärot (VU, T, §8), lakritsmusseron (VU, T), blå taggsvamp (NT, T), dropptaggsvamp (NT, T), fyrflikig jordstjärna (NT, T), lunglav (NT, T), motaggsvamp (NT, T), orange taggsvamp (NT, T), tallticka (NT, T), ullticka (NT, T), vedskivlav (NT, T), vedtrappmossa (NT, T), blåmossa (S, T), bronshjon (S, T), flagellkvastmossa (S, T), fällmossa (S, T), grovticka (S, T), grön sköldmossa (S, T, §8), grönpyrola (S, T), mindre märgborre (S, T), nästlav (S, T), plattlummer (S, T, §9), spindelblomster (S, T, §8), stubbspretmossa (S, T), trådticka (S, T), vedticka (S, T), krushättemossa (T), mattlummer (T, §9), nattskärra (T, §4), spillkråka (T, §4), tjäder (T, §4) och tofsmes (T, §4).</w:t>
       </w:r>
     </w:p>
     <w:p>
@@ -1493,62 +1646,40 @@
         <w:pStyle w:val="Heading1"/>
       </w:pPr>
       <w:r>
-        <w:t>Lunglav – ekologi samt krav på livsmiljön</w:t>
-      </w:r>
-    </w:p>
-    <w:p>
-      <w:r>
-        <w:t xml:space="preserve">Lunglav (NT) är en av vårt lands främsta signalarter som överallt indikerar gamla lövträd, skogsbestånd med höga naturvärden och ekosystem med lång skoglig kontinuitet. Lokalt kan förekomsten vara mycket riklig men den hittas nästan enbart i gamla och ej slutavverkade skogar. Artens samtliga förekomster bör uppmärksammas från naturvårdssynpunkt, då många lokaler även hyser andra ovanliga och rödlistade arter, däribland de sällsynta lavparasiterna lunglavshårprick (CR), </w:t>
+        <w:t>Brunlångöra – ekologi samt krav på livsmiljön</w:t>
+      </w:r>
+    </w:p>
+    <w:p>
+      <w:r>
+        <w:t>Brunlångöra (NT, §4a) omfattas av bilaga 4 EU:s art- och habitatdirektiv vilket innebär ett strikt skydd för arten och dess livsmiljöer. Den har minskat med 17,5 (5–30) % under de senaste 21 åren och minskningstakten för den svenska populationen bedöms vara nära gränsvärdet för Sårbar (VU). (A2bc) (SLU Artdatabanken, 2024).</w:t>
+      </w:r>
+    </w:p>
+    <w:p>
+      <w:r>
+        <w:t>Brunlångöra förekommer framförallt inne i relativt tät skog men födosöker också runt hus, i parker, trädgårdar och hagar. Arten har ett mycket karakteristiskt jaktbeteende då den flyger tätt intill vegetationen så som träd och buskar eller lågt över marken där den plockar insekter och spindlar direkt från blad, grenar och grässtrån. Arten kan till och med ryttla, stå stilla i luften med fladdrande vingar. Kolonierna finns ofta i stora byggnader som kyrkor, lador och magasin. Arten påverkas negativt av belysning, och en kraftig minskning har observerats på ett antal koloniplatser i södra Sverige (SLU Artdatabanken, 2024).</w:t>
+      </w:r>
+    </w:p>
+    <w:p>
+      <w:r>
+        <w:t xml:space="preserve">Den viktigaste faktorn för om fladdermössen ska kunna leva i ett område är tillgången på föda i form av nattaktiva insekter. Ett bra hemområde måste erbjuda god födotillgång under hela aktivitetsperioden. Åtgärder som bevarar och gynnar en hög insektsproduktion är därför centrala. I ett varierat landskap med hög andel äldre lövträd, småvatten, sumpskogar, öppna våtmarker, ängar och betesmarker avlöser olika insektsgrupper varandra vilket gör att det hela tiden finns tillräckligt med föda. Brunlångöra är typisk art för </w:t>
       </w:r>
       <w:r>
         <w:rPr>
           <w:i/>
         </w:rPr>
-        <w:t>Abrothallus diederichii</w:t>
-      </w:r>
-      <w:r>
-        <w:t xml:space="preserve"> (VU), </w:t>
+        <w:t>8310 Grottor</w:t>
+      </w:r>
+      <w:r>
+        <w:t xml:space="preserve"> och </w:t>
       </w:r>
       <w:r>
         <w:rPr>
           <w:i/>
         </w:rPr>
-        <w:t>Abrothallus lobariae</w:t>
-      </w:r>
-      <w:r>
-        <w:t xml:space="preserve"> (VU), </w:t>
-      </w:r>
-      <w:r>
-        <w:rPr>
-          <w:i/>
-        </w:rPr>
-        <w:t>Calycina lobariae</w:t>
-      </w:r>
-      <w:r>
-        <w:t xml:space="preserve"> (VU), lunglavsknapp (VU) och skrovelmössing (VU), som växer på lunglav. Rikliga förekomster med lunglav bör skyddas med biotopskydd, frivilliga avsättningar eller reservat (SLU Artdatabanken, 2026; Nitare &amp; Skogsstyrelsen, 2019).</w:t>
-      </w:r>
-    </w:p>
-    <w:p>
-      <w:r>
-        <w:t xml:space="preserve">Lunglav är typisk art för </w:t>
-      </w:r>
-      <w:r>
-        <w:rPr>
-          <w:i/>
-        </w:rPr>
-        <w:t>9010 Taiga, 9020 Nordlig ädellövskog, 9110 Näringsfattig bokskog, 9130 Näringsrik bokskog, 9160 Näringsrik ekskog, 9180 Ädellövskog i branter, 9190 Näringsfattig ekskog, 9070 Trädklädd betesmark, 9040 Fjällbjörkskog</w:t>
-      </w:r>
-      <w:r>
-        <w:t xml:space="preserve"> och</w:t>
-      </w:r>
-      <w:r>
-        <w:rPr>
-          <w:i/>
-        </w:rPr>
-        <w:t xml:space="preserve"> 6530 Lövängar</w:t>
-      </w:r>
-      <w:r>
-        <w:t xml:space="preserve"> (SLU Artdatabanken, 2026).</w:t>
+        <w:t>8330 Havsgrottor</w:t>
+      </w:r>
+      <w:r>
+        <w:t xml:space="preserve"> (SLU Artdatabanken, 2024).</w:t>
       </w:r>
     </w:p>
     <w:p>
@@ -1556,6 +1687,91 @@
         <w:pStyle w:val="Heading2"/>
       </w:pPr>
       <w:r>
+        <w:t>Referenser – brunlångöra</w:t>
+      </w:r>
+    </w:p>
+    <w:p>
+      <w:r>
+        <w:t>SLU Artdatabanken, 2024.</w:t>
+      </w:r>
+      <w:r>
+        <w:rPr>
+          <w:i/>
+        </w:rPr>
+        <w:t xml:space="preserve"> Artfakta: brunlångöra (Plecotus auritus). </w:t>
+      </w:r>
+      <w:r>
+        <w:t>https://artfakta.se/taxa/206002</w:t>
+      </w:r>
+    </w:p>
+    <w:p>
+      <w:pPr>
+        <w:pStyle w:val="Heading1"/>
+      </w:pPr>
+      <w:r>
+        <w:t>Lunglav – ekologi samt krav på livsmiljön</w:t>
+      </w:r>
+    </w:p>
+    <w:p>
+      <w:r>
+        <w:t xml:space="preserve">Lunglav (NT) är en av vårt lands främsta signalarter som överallt indikerar gamla lövträd, skogsbestånd med höga naturvärden och ekosystem med lång skoglig kontinuitet. Lokalt kan förekomsten vara mycket riklig men den hittas nästan enbart i gamla och ej slutavverkade skogar. Artens samtliga förekomster bör uppmärksammas från naturvårdssynpunkt, då många lokaler även hyser andra ovanliga och rödlistade arter, däribland de sällsynta lavparasiterna lunglavshårprick (CR), </w:t>
+      </w:r>
+      <w:r>
+        <w:rPr>
+          <w:i/>
+        </w:rPr>
+        <w:t>Abrothallus diederichii</w:t>
+      </w:r>
+      <w:r>
+        <w:t xml:space="preserve"> (VU), </w:t>
+      </w:r>
+      <w:r>
+        <w:rPr>
+          <w:i/>
+        </w:rPr>
+        <w:t>Abrothallus lobariae</w:t>
+      </w:r>
+      <w:r>
+        <w:t xml:space="preserve"> (VU), </w:t>
+      </w:r>
+      <w:r>
+        <w:rPr>
+          <w:i/>
+        </w:rPr>
+        <w:t>Calycina lobariae</w:t>
+      </w:r>
+      <w:r>
+        <w:t xml:space="preserve"> (VU), lunglavsknapp (VU) och skrovelmössing (VU), som växer på lunglav. Rikliga förekomster med lunglav bör skyddas med biotopskydd, frivilliga avsättningar eller reservat (SLU Artdatabanken, 2026; Nitare &amp; Skogsstyrelsen, 2019).</w:t>
+      </w:r>
+    </w:p>
+    <w:p>
+      <w:r>
+        <w:t xml:space="preserve">Lunglav är typisk art för </w:t>
+      </w:r>
+      <w:r>
+        <w:rPr>
+          <w:i/>
+        </w:rPr>
+        <w:t>9010 Taiga, 9020 Nordlig ädellövskog, 9110 Näringsfattig bokskog, 9130 Näringsrik bokskog, 9160 Näringsrik ekskog, 9180 Ädellövskog i branter, 9190 Näringsfattig ekskog, 9070 Trädklädd betesmark, 9040 Fjällbjörkskog</w:t>
+      </w:r>
+      <w:r>
+        <w:t xml:space="preserve"> och</w:t>
+      </w:r>
+      <w:r>
+        <w:rPr>
+          <w:i/>
+        </w:rPr>
+        <w:t xml:space="preserve"> 6530 Lövängar</w:t>
+      </w:r>
+      <w:r>
+        <w:t xml:space="preserve"> (SLU Artdatabanken, 2026).</w:t>
+      </w:r>
+    </w:p>
+    <w:p>
+      <w:pPr>
+        <w:pStyle w:val="Heading2"/>
+      </w:pPr>
+      <w:r>
         <w:t>Referenser – lunglav</w:t>
       </w:r>
     </w:p>
@@ -1585,6 +1801,65 @@
       </w:r>
       <w:r>
         <w:t>SLU Artdatabanken, Uppsala.</w:t>
+      </w:r>
+    </w:p>
+    <w:p>
+      <w:pPr>
+        <w:pStyle w:val="Heading1"/>
+      </w:pPr>
+      <w:r>
+        <w:t>Nordfladdermus – ekologi samt krav på livsmiljön</w:t>
+      </w:r>
+    </w:p>
+    <w:p>
+      <w:r>
+        <w:t>Nordfladdermus (NT, §4a) omfattas av bilaga 4 EU:s art- och habitatdirektiv vilket innebär ett strikt skydd för arten och dess livsmiljöer. Arten har minskat med 27,5 (5–50) % under de senaste 21 åren och minskningstakten för den svenska populationen bedöms vara nära gränsvärdet för Sårbar (VU). (A2bc) (SLU Artdatabanken, 2024).</w:t>
+      </w:r>
+    </w:p>
+    <w:p>
+      <w:r>
+        <w:t>Nordfladdermus föredrar variationsrik skog med förekomst av sjöar, vattendrag och våtmarker och hittas framförallt i halvöppna miljöer som trädbärande beteshagar och i kantzoner mellan skog och odlingsmark. Den undviker stora öppna områden som stora hyggen och större sammanhängande planteringar vilket minskar längden bryn och landskapets heterogenitet och därmed födotillgången och mängden lämpliga jaktplatser. Skogsbruksåtgärder som leder till minskad förekomst av äldre, gles skog och då särskilt tillgång på hålträd och träd med löst sittande bark kan leda till brist på koloniplatser och viloplatser (SLU Artdatabanken, 2024; Skogsstyrelsen, 2016).</w:t>
+      </w:r>
+    </w:p>
+    <w:p>
+      <w:r>
+        <w:t>Fladdermöss är beroende av hänsyn på landskapsnivå och det är viktigt att alla typer av vatten och våtmarker samt fuktiga skogspartier återställs och bevaras. Sväm- och sumpskog ska alltid sparas, och äldre lövmiljöer bör alltid sparas för födosök, koloniplatser och viloplatser. Utöver kantzoner mot vatten och våtmarker bör tillräckligt breda skyddszoner av uppväxt skog sparas för att skapa och bevara vindskyddade födosöksmiljöer. Genom att binda samman befintliga skogsbestånd med korridorer av uppvuxen skog skapas ett fladdermusvänligt landskap (SLU Artdatabanken, 2024; Skogsstyrelsen, 2016).</w:t>
+      </w:r>
+    </w:p>
+    <w:p>
+      <w:pPr>
+        <w:pStyle w:val="Heading2"/>
+      </w:pPr>
+      <w:r>
+        <w:t>Referenser – nordfladdermus</w:t>
+      </w:r>
+    </w:p>
+    <w:p>
+      <w:r>
+        <w:t xml:space="preserve">Skogsstyrelsen, 2016. </w:t>
+      </w:r>
+      <w:r>
+        <w:rPr>
+          <w:i/>
+        </w:rPr>
+        <w:t xml:space="preserve">Vägledning för hänsyn till nordfladdermus. </w:t>
+      </w:r>
+      <w:r>
+        <w:t>Vägledningar och kunskapsstöd artskydd - Skogsstyrelsen</w:t>
+      </w:r>
+    </w:p>
+    <w:p>
+      <w:r>
+        <w:t>SLU Artdatabanken, 2024.</w:t>
+      </w:r>
+      <w:r>
+        <w:rPr>
+          <w:i/>
+        </w:rPr>
+        <w:t xml:space="preserve">  Artfakta: nordfladdermus (Eptesicus nilssonii). </w:t>
+      </w:r>
+      <w:r>
+        <w:t>https://artfakta.se/taxa/205998</w:t>
       </w:r>
     </w:p>
     <w:p>
@@ -2229,6 +2504,60 @@
       </w:r>
       <w:r>
         <w:t>SLU Artdatabanken, Uppsala</w:t>
+      </w:r>
+    </w:p>
+    <w:p>
+      <w:pPr>
+        <w:pStyle w:val="Heading1"/>
+      </w:pPr>
+      <w:r>
+        <w:t>Dvärgpipistrell – ekologi samt krav på livsmiljön</w:t>
+      </w:r>
+    </w:p>
+    <w:p>
+      <w:r>
+        <w:t>Dvärgpipistrell (§4a) omfattas av bilaga 4 EU:s art- och habitatdirektiv vilket innebär ett strikt skydd för arten och dess livsmiljöer. Arten förekommer i alla typer av glesare skogar men föredrar framförallt lövskog. Den födosöker inne bland träden och man hittar den i trädbärande beteshagar, i kantzoner mellan skog och odlingsmark, i närheten av vatten och i bymiljöer. Den undviker stora sammanhängande öppna miljöer såsom åkrar och hyggen. Skogsbruksåtgärder som leder till minskad förekomst av äldre, gles skog och då särskilt tillgång på hålträd och träd med löst sittande bark kan leda till brist på koloniplatser och viloplatser (SLU Artdatabanken, 2024; Skogsstyrelsen, 2016).</w:t>
+      </w:r>
+    </w:p>
+    <w:p>
+      <w:r>
+        <w:t>Fladdermöss är beroende av hänsyn på landskapsnivå och det är viktigt att alla typer av vatten och våtmarker samt fuktiga skogspartier återställs och bevaras. Sväm- och sumpskog ska alltid sparas, och äldre lövmiljöer bör alltid sparas för födosök, koloniplatser och viloplatser. Utöver kantzoner mot vatten och våtmarker bör tillräckligt breda skyddszoner av uppväxt skog sparas för att skapa och bevara vindskyddade födosöksmiljöer. Genom att binda samman befintliga skogsbestånd med korridorer av uppvuxen skog skapas ett fladdermusvänligt landskap (SLU Artdatabanken, 2024; Skogsstyrelsen, 2016).</w:t>
+      </w:r>
+    </w:p>
+    <w:p>
+      <w:pPr>
+        <w:pStyle w:val="Heading2"/>
+      </w:pPr>
+      <w:r>
+        <w:t>Referenser – dvärgpipistrell</w:t>
+      </w:r>
+    </w:p>
+    <w:p>
+      <w:r>
+        <w:t xml:space="preserve">Skogsstyrelsen, 2016. </w:t>
+      </w:r>
+      <w:r>
+        <w:rPr>
+          <w:i/>
+        </w:rPr>
+        <w:t xml:space="preserve">Vägledning för hänsyn till pipistrell. </w:t>
+      </w:r>
+      <w:r>
+        <w:t>Vägledningar och kunskapsstöd artskydd - Skogsstyrelsen</w:t>
+      </w:r>
+    </w:p>
+    <w:p>
+      <w:r>
+        <w:t>SLU Artdatabanken, 2024.</w:t>
+      </w:r>
+      <w:r>
+        <w:rPr>
+          <w:i/>
+        </w:rPr>
+        <w:t xml:space="preserve">  Artfakta: dvärgpipistrell (Pipistrellus pygmaeus). </w:t>
+      </w:r>
+      <w:r>
+        <w:t>https://artfakta.se/taxa/205995</w:t>
       </w:r>
     </w:p>
     <w:p>
@@ -2607,7 +2936,7 @@
     <w:r>
       <w:tab/>
       <w:tab/>
-      <w:t>2026-09-21</w:t>
+      <w:t>2026-09-23</w:t>
       <w:br/>
       <w:br/>
     </w:r>

--- a/tillsyn/S 152-2026 tillsynsbegäran.docx
+++ b/tillsyn/S 152-2026 tillsynsbegäran.docx
@@ -22,7 +22,7 @@
       <w:r>
         <w:drawing>
           <wp:inline xmlns:a="http://schemas.openxmlformats.org/drawingml/2006/main" xmlns:pic="http://schemas.openxmlformats.org/drawingml/2006/picture">
-            <wp:extent cx="5486400" cy="5701626"/>
+            <wp:extent cx="5486400" cy="5654091"/>
             <wp:docPr id="1" name="Picture 1"/>
             <wp:cNvGraphicFramePr>
               <a:graphicFrameLocks noChangeAspect="1"/>
@@ -43,7 +43,7 @@
                   <pic:spPr>
                     <a:xfrm>
                       <a:off x="0" y="0"/>
-                      <a:ext cx="5486400" cy="5701626"/>
+                      <a:ext cx="5486400" cy="5654091"/>
                     </a:xfrm>
                     <a:prstGeom prst="rect"/>
                   </pic:spPr>
@@ -2936,7 +2936,7 @@
     <w:r>
       <w:tab/>
       <w:tab/>
-      <w:t>2026-09-23</w:t>
+      <w:t>2026-09-24</w:t>
       <w:br/>
       <w:br/>
     </w:r>

--- a/tillsyn/S 152-2026 tillsynsbegäran.docx
+++ b/tillsyn/S 152-2026 tillsynsbegäran.docx
@@ -22,7 +22,7 @@
       <w:r>
         <w:drawing>
           <wp:inline xmlns:a="http://schemas.openxmlformats.org/drawingml/2006/main" xmlns:pic="http://schemas.openxmlformats.org/drawingml/2006/picture">
-            <wp:extent cx="5486400" cy="5654091"/>
+            <wp:extent cx="5486400" cy="5629021"/>
             <wp:docPr id="1" name="Picture 1"/>
             <wp:cNvGraphicFramePr>
               <a:graphicFrameLocks noChangeAspect="1"/>
@@ -43,7 +43,7 @@
                   <pic:spPr>
                     <a:xfrm>
                       <a:off x="0" y="0"/>
-                      <a:ext cx="5486400" cy="5654091"/>
+                      <a:ext cx="5486400" cy="5629021"/>
                     </a:xfrm>
                     <a:prstGeom prst="rect"/>
                   </pic:spPr>
@@ -2936,7 +2936,7 @@
     <w:r>
       <w:tab/>
       <w:tab/>
-      <w:t>2026-09-24</w:t>
+      <w:t>2026-09-25</w:t>
       <w:br/>
       <w:br/>
     </w:r>

--- a/tillsyn/S 152-2026 tillsynsbegäran.docx
+++ b/tillsyn/S 152-2026 tillsynsbegäran.docx
@@ -2936,7 +2936,7 @@
     <w:r>
       <w:tab/>
       <w:tab/>
-      <w:t>2026-09-25</w:t>
+      <w:t>2026-09-26</w:t>
       <w:br/>
       <w:br/>
     </w:r>

--- a/tillsyn/S 152-2026 tillsynsbegäran.docx
+++ b/tillsyn/S 152-2026 tillsynsbegäran.docx
@@ -2936,7 +2936,7 @@
     <w:r>
       <w:tab/>
       <w:tab/>
-      <w:t>2026-09-26</w:t>
+      <w:t>2026-09-27</w:t>
       <w:br/>
       <w:br/>
     </w:r>

--- a/tillsyn/S 152-2026 tillsynsbegäran.docx
+++ b/tillsyn/S 152-2026 tillsynsbegäran.docx
@@ -2936,7 +2936,7 @@
     <w:r>
       <w:tab/>
       <w:tab/>
-      <w:t>2026-09-27</w:t>
+      <w:t>2026-09-28</w:t>
       <w:br/>
       <w:br/>
     </w:r>

--- a/tillsyn/S 152-2026 tillsynsbegäran.docx
+++ b/tillsyn/S 152-2026 tillsynsbegäran.docx
@@ -22,7 +22,7 @@
       <w:r>
         <w:drawing>
           <wp:inline xmlns:a="http://schemas.openxmlformats.org/drawingml/2006/main" xmlns:pic="http://schemas.openxmlformats.org/drawingml/2006/picture">
-            <wp:extent cx="5486400" cy="5629021"/>
+            <wp:extent cx="5486400" cy="5615661"/>
             <wp:docPr id="1" name="Picture 1"/>
             <wp:cNvGraphicFramePr>
               <a:graphicFrameLocks noChangeAspect="1"/>
@@ -43,7 +43,7 @@
                   <pic:spPr>
                     <a:xfrm>
                       <a:off x="0" y="0"/>
-                      <a:ext cx="5486400" cy="5629021"/>
+                      <a:ext cx="5486400" cy="5615661"/>
                     </a:xfrm>
                     <a:prstGeom prst="rect"/>
                   </pic:spPr>
@@ -2936,7 +2936,7 @@
     <w:r>
       <w:tab/>
       <w:tab/>
-      <w:t>2026-09-28</w:t>
+      <w:t>2026-09-29</w:t>
       <w:br/>
       <w:br/>
     </w:r>

--- a/tillsyn/S 152-2026 tillsynsbegäran.docx
+++ b/tillsyn/S 152-2026 tillsynsbegäran.docx
@@ -22,7 +22,7 @@
       <w:r>
         <w:drawing>
           <wp:inline xmlns:a="http://schemas.openxmlformats.org/drawingml/2006/main" xmlns:pic="http://schemas.openxmlformats.org/drawingml/2006/picture">
-            <wp:extent cx="5486400" cy="5615661"/>
+            <wp:extent cx="5486400" cy="5606253"/>
             <wp:docPr id="1" name="Picture 1"/>
             <wp:cNvGraphicFramePr>
               <a:graphicFrameLocks noChangeAspect="1"/>
@@ -43,7 +43,7 @@
                   <pic:spPr>
                     <a:xfrm>
                       <a:off x="0" y="0"/>
-                      <a:ext cx="5486400" cy="5615661"/>
+                      <a:ext cx="5486400" cy="5606253"/>
                     </a:xfrm>
                     <a:prstGeom prst="rect"/>
                   </pic:spPr>
@@ -2936,7 +2936,7 @@
     <w:r>
       <w:tab/>
       <w:tab/>
-      <w:t>2026-09-29</w:t>
+      <w:t>2026-09-30</w:t>
       <w:br/>
       <w:br/>
     </w:r>

--- a/tillsyn/S 152-2026 tillsynsbegäran.docx
+++ b/tillsyn/S 152-2026 tillsynsbegäran.docx
@@ -2936,7 +2936,7 @@
     <w:r>
       <w:tab/>
       <w:tab/>
-      <w:t>2026-09-30</w:t>
+      <w:t>2026-10-01</w:t>
       <w:br/>
       <w:br/>
     </w:r>

--- a/tillsyn/S 152-2026 tillsynsbegäran.docx
+++ b/tillsyn/S 152-2026 tillsynsbegäran.docx
@@ -22,7 +22,7 @@
       <w:r>
         <w:drawing>
           <wp:inline xmlns:a="http://schemas.openxmlformats.org/drawingml/2006/main" xmlns:pic="http://schemas.openxmlformats.org/drawingml/2006/picture">
-            <wp:extent cx="5486400" cy="5606253"/>
+            <wp:extent cx="5486400" cy="5602448"/>
             <wp:docPr id="1" name="Picture 1"/>
             <wp:cNvGraphicFramePr>
               <a:graphicFrameLocks noChangeAspect="1"/>
@@ -43,7 +43,7 @@
                   <pic:spPr>
                     <a:xfrm>
                       <a:off x="0" y="0"/>
-                      <a:ext cx="5486400" cy="5606253"/>
+                      <a:ext cx="5486400" cy="5602448"/>
                     </a:xfrm>
                     <a:prstGeom prst="rect"/>
                   </pic:spPr>
@@ -2936,7 +2936,7 @@
     <w:r>
       <w:tab/>
       <w:tab/>
-      <w:t>2026-10-01</w:t>
+      <w:t>2026-10-02</w:t>
       <w:br/>
       <w:br/>
     </w:r>

--- a/tillsyn/S 152-2026 tillsynsbegäran.docx
+++ b/tillsyn/S 152-2026 tillsynsbegäran.docx
@@ -2936,7 +2936,7 @@
     <w:r>
       <w:tab/>
       <w:tab/>
-      <w:t>2026-10-02</w:t>
+      <w:t>2026-10-03</w:t>
       <w:br/>
       <w:br/>
     </w:r>

--- a/tillsyn/S 152-2026 tillsynsbegäran.docx
+++ b/tillsyn/S 152-2026 tillsynsbegäran.docx
@@ -2936,7 +2936,7 @@
     <w:r>
       <w:tab/>
       <w:tab/>
-      <w:t>2026-10-03</w:t>
+      <w:t>2026-10-04</w:t>
       <w:br/>
       <w:br/>
     </w:r>

--- a/tillsyn/S 152-2026 tillsynsbegäran.docx
+++ b/tillsyn/S 152-2026 tillsynsbegäran.docx
@@ -2936,7 +2936,7 @@
     <w:r>
       <w:tab/>
       <w:tab/>
-      <w:t>2026-10-04</w:t>
+      <w:t>2026-10-05</w:t>
       <w:br/>
       <w:br/>
     </w:r>

--- a/tillsyn/S 152-2026 tillsynsbegäran.docx
+++ b/tillsyn/S 152-2026 tillsynsbegäran.docx
@@ -22,7 +22,7 @@
       <w:r>
         <w:drawing>
           <wp:inline xmlns:a="http://schemas.openxmlformats.org/drawingml/2006/main" xmlns:pic="http://schemas.openxmlformats.org/drawingml/2006/picture">
-            <wp:extent cx="5486400" cy="5602448"/>
+            <wp:extent cx="5486400" cy="4999887"/>
             <wp:docPr id="1" name="Picture 1"/>
             <wp:cNvGraphicFramePr>
               <a:graphicFrameLocks noChangeAspect="1"/>
@@ -43,7 +43,7 @@
                   <pic:spPr>
                     <a:xfrm>
                       <a:off x="0" y="0"/>
-                      <a:ext cx="5486400" cy="5602448"/>
+                      <a:ext cx="5486400" cy="4999887"/>
                     </a:xfrm>
                     <a:prstGeom prst="rect"/>
                   </pic:spPr>
@@ -65,7 +65,7 @@
     </w:p>
     <w:p>
       <w:r>
-        <w:t>I och inom 25 meter från samrådsanmälan finns fynd av 63 naturvårdsarter, varav 25 är rödlistade, 23 är fridlysta, 35 är typiska (T) och 21 är signalarter (S): garnlav (VU, T), goliatmusseron (VU, T), gränsticka (VU, T), jättemusseron (VU), knärot (VU, T, §8), lakritsmusseron (VU, T), rotfingersvamp (VU), apelsinticka (NT), blå taggsvamp (NT, T), brunlångöra (NT, §4a), dropptaggsvamp (NT, T), fyrflikig jordstjärna (NT, T), gelatinfingersvamp (NT), lunglav (NT, T), motaggsvamp (NT, T), nordfladdermus (NT, §4a), orange taggsvamp (NT, T), skarp dropptaggsvamp (NT), svartvit taggsvamp (NT), tallticka (NT, T), talltita (NT, §4), ullticka (NT, T), vedskivlav (NT, T), vedtrappmossa (NT, T), vintertagging (NT), björksplintborre (S), blomkålssvamp (S), blåmossa (S, T), bronshjon (S, T), flagellkvastmossa (S, T), fällmossa (S, T), grovticka (S, T), grön sköldmossa (S, T, §8), grönpyrola (S, T), jättesvampmal (S), mindre märgborre (S, T), nästlav (S, T), plattlummer (S, T, §9), rödgul trumpetsvamp (S), spindelblomster (S, T, §8), stubbspretmossa (S, T), thomsons trägnagare (S), trådticka (S, T), vedticka (S, T), västlig hakmossa (S), vågbandad barkbock (S), krushättemossa (T), mattlummer (T, §9), nattskärra (T, §4), spillkråka (T, §4), tjäder (T, §4), tofsmes (T, §4), dvärgpipistrell (§4a), större brunfladdermus (§4a), trollpipistrell (§4a), vattenfladdermus (§4a), kopparödla (§6), mindre vattensalamander (§6), vanlig groda (§6), vanlig padda (§6), vanlig snok (§6), fläcknycklar (§8) och revlummer (§9). Se Figur 1.</w:t>
+        <w:t>I och inom 25 meter från samrådsanmälan finns fynd av 65 naturvårdsarter, varav 27 är rödlistade, 23 är fridlysta, 35 är typiska (T) och 21 är signalarter (S): garnlav (VU, T), goliatmusseron (VU, T), gränsticka (VU, T), jättemusseron (VU), knärot (VU, T, §8), lakritsmusseron (VU, T), rotfingersvamp (VU), skrovlig taggsvamp (VU), apelsinticka (NT), blå taggsvamp (NT, T), brunlångöra (NT, §4a), dropptaggsvamp (NT, T), fyrflikig jordstjärna (NT, T), gelatinfingersvamp (NT), lunglav (NT, T), motaggsvamp (NT, T), nordfladdermus (NT, §4a), orange taggsvamp (NT, T), skarp dropptaggsvamp (NT), svartvit taggsvamp (NT), tallkötticka (NT), tallticka (NT, T), talltita (NT, §4), ullticka (NT, T), vedskivlav (NT, T), vedtrappmossa (NT, T), vintertagging (NT), björksplintborre (S), blomkålssvamp (S), blåmossa (S, T), bronshjon (S, T), flagellkvastmossa (S, T), fällmossa (S, T), grovticka (S, T), grön sköldmossa (S, T, §8), grönpyrola (S, T), jättesvampmal (S), mindre märgborre (S, T), nästlav (S, T), plattlummer (S, T, §9), rödgul trumpetsvamp (S), spindelblomster (S, T, §8), stubbspretmossa (S, T), thomsons trägnagare (S), trådticka (S, T), vedticka (S, T), västlig hakmossa (S), vågbandad barkbock (S), krushättemossa (T), mattlummer (T, §9), nattskärra (T, §4), spillkråka (T, §4), tjäder (T, §4), tofsmes (T, §4), dvärgpipistrell (§4a), större brunfladdermus (§4a), trollpipistrell (§4a), vattenfladdermus (§4a), kopparödla (§6), mindre vattensalamander (§6), vanlig groda (§6), vanlig padda (§6), vanlig snok (§6), fläcknycklar (§8) och revlummer (§9). Se Figur 1.</w:t>
       </w:r>
     </w:p>
     <w:p>
@@ -320,6 +320,17 @@
         <w:rPr>
           <w:b/>
         </w:rPr>
+        <w:t xml:space="preserve">Skrovlig taggsvamp (VU) </w:t>
+      </w:r>
+      <w:r>
+        <w:t>bildar mykorrhiza med tall i äldre tallskog, framför allt på tallhed. Den växer huvudsakligen i äldre barrskog som hotas av slutavverkning. Genom att äldre barrskogar och naturskogar blir allt sällsyntare, missgynnas arten av skogsbruk. Arten ingår i ett åtgärdsprogram för hotade arter (ÅGP) och en långsiktig tillgång till svampens värdträd behöver säkras genom att växtplatserna undantas från avverkning. Skrovlig taggsvamp är globalt rödlistad som nära hotad (NT) vilket innebär att Sverige har ett internationellt ansvar för arten (IUCN, 2025; SLU Artdatabanken, 2026; Nitare, 2006).</w:t>
+      </w:r>
+    </w:p>
+    <w:p>
+      <w:r>
+        <w:rPr>
+          <w:b/>
+        </w:rPr>
         <w:t xml:space="preserve">Apelsinticka (NT) </w:t>
       </w:r>
       <w:r>
@@ -553,6 +564,26 @@
       </w:r>
       <w:r>
         <w:t>bildar mykorrhiza med tall, troligen även med gran. Den växer huvudsakligen i äldre, naturligt uppkommen skog på torr eller frisk mark och förekommer såväl på tallhedar som i mossig barrblandskog. Flera olika former har påträffats vid DNA-undersökningar av europeiskt material och det är oklart hur många former som finns i värd land. Kalavverkning av äldre skog är ett reellt hot, liksom maskinell markberedning och minskad andel självföryngring. Lokaler som fortfarande håller svampen behöver säkerställas (SLU Artdatabanken, 2024; Nitare &amp; Skogsstyrelsen, 2019).</w:t>
+      </w:r>
+    </w:p>
+    <w:p>
+      <w:r>
+        <w:rPr>
+          <w:b/>
+        </w:rPr>
+        <w:t>Tallkötticka (NT)</w:t>
+      </w:r>
+      <w:r>
+        <w:t xml:space="preserve"> är tallens kötticka och har ofta ett mer resupinat växtsätt än den granlevande köttickan </w:t>
+      </w:r>
+      <w:r>
+        <w:rPr>
+          <w:i/>
+        </w:rPr>
+        <w:t>Leptoporus mollis</w:t>
+      </w:r>
+      <w:r>
+        <w:t>. Artens förekomstarea och utbredning i Sverige är inte känd, men utifrån de fynd som rapporteras av kötticka på tall verkar den vara mer ovanlig än den granlevande. Den totala populationen bedöms därför ha minskat under de senaste 30 åren och fortsätter att minska i takt med att kontinuitetsskogar (skogar som inte kalavverkats) minskar i areal, samtidigt som att lämpliga miljöer inte återskapas i samma takt. Minskningstakten för den svenska populationen bedöms vara nära gränsvärdet för Sårbar (VU). (A2c+3c+4c) (SLU Artdatabanken, 2024; Nitare &amp; Skogsstyrelsen, 2019).</w:t>
       </w:r>
     </w:p>
     <w:p>
@@ -2936,7 +2967,7 @@
     <w:r>
       <w:tab/>
       <w:tab/>
-      <w:t>2026-10-05</w:t>
+      <w:t>2026-10-06</w:t>
       <w:br/>
       <w:br/>
     </w:r>

--- a/tillsyn/S 152-2026 tillsynsbegäran.docx
+++ b/tillsyn/S 152-2026 tillsynsbegäran.docx
@@ -22,7 +22,7 @@
       <w:r>
         <w:drawing>
           <wp:inline xmlns:a="http://schemas.openxmlformats.org/drawingml/2006/main" xmlns:pic="http://schemas.openxmlformats.org/drawingml/2006/picture">
-            <wp:extent cx="5486400" cy="4999887"/>
+            <wp:extent cx="5486400" cy="4995576"/>
             <wp:docPr id="1" name="Picture 1"/>
             <wp:cNvGraphicFramePr>
               <a:graphicFrameLocks noChangeAspect="1"/>
@@ -43,7 +43,7 @@
                   <pic:spPr>
                     <a:xfrm>
                       <a:off x="0" y="0"/>
-                      <a:ext cx="5486400" cy="4999887"/>
+                      <a:ext cx="5486400" cy="4995576"/>
                     </a:xfrm>
                     <a:prstGeom prst="rect"/>
                   </pic:spPr>
@@ -2967,7 +2967,7 @@
     <w:r>
       <w:tab/>
       <w:tab/>
-      <w:t>2026-10-06</w:t>
+      <w:t>2026-10-07</w:t>
       <w:br/>
       <w:br/>
     </w:r>

--- a/tillsyn/S 152-2026 tillsynsbegäran.docx
+++ b/tillsyn/S 152-2026 tillsynsbegäran.docx
@@ -22,7 +22,7 @@
       <w:r>
         <w:drawing>
           <wp:inline xmlns:a="http://schemas.openxmlformats.org/drawingml/2006/main" xmlns:pic="http://schemas.openxmlformats.org/drawingml/2006/picture">
-            <wp:extent cx="5486400" cy="4995576"/>
+            <wp:extent cx="5486400" cy="4999887"/>
             <wp:docPr id="1" name="Picture 1"/>
             <wp:cNvGraphicFramePr>
               <a:graphicFrameLocks noChangeAspect="1"/>
@@ -43,7 +43,7 @@
                   <pic:spPr>
                     <a:xfrm>
                       <a:off x="0" y="0"/>
-                      <a:ext cx="5486400" cy="4995576"/>
+                      <a:ext cx="5486400" cy="4999887"/>
                     </a:xfrm>
                     <a:prstGeom prst="rect"/>
                   </pic:spPr>
@@ -2967,7 +2967,7 @@
     <w:r>
       <w:tab/>
       <w:tab/>
-      <w:t>2026-10-07</w:t>
+      <w:t>2026-10-08</w:t>
       <w:br/>
       <w:br/>
     </w:r>

--- a/tillsyn/S 152-2026 tillsynsbegäran.docx
+++ b/tillsyn/S 152-2026 tillsynsbegäran.docx
@@ -22,7 +22,7 @@
       <w:r>
         <w:drawing>
           <wp:inline xmlns:a="http://schemas.openxmlformats.org/drawingml/2006/main" xmlns:pic="http://schemas.openxmlformats.org/drawingml/2006/picture">
-            <wp:extent cx="5486400" cy="4999887"/>
+            <wp:extent cx="5486400" cy="4983379"/>
             <wp:docPr id="1" name="Picture 1"/>
             <wp:cNvGraphicFramePr>
               <a:graphicFrameLocks noChangeAspect="1"/>
@@ -43,7 +43,7 @@
                   <pic:spPr>
                     <a:xfrm>
                       <a:off x="0" y="0"/>
-                      <a:ext cx="5486400" cy="4999887"/>
+                      <a:ext cx="5486400" cy="4983379"/>
                     </a:xfrm>
                     <a:prstGeom prst="rect"/>
                   </pic:spPr>
@@ -2967,7 +2967,7 @@
     <w:r>
       <w:tab/>
       <w:tab/>
-      <w:t>2026-10-08</w:t>
+      <w:t>2026-10-09</w:t>
       <w:br/>
       <w:br/>
     </w:r>

--- a/tillsyn/S 152-2026 tillsynsbegäran.docx
+++ b/tillsyn/S 152-2026 tillsynsbegäran.docx
@@ -22,7 +22,7 @@
       <w:r>
         <w:drawing>
           <wp:inline xmlns:a="http://schemas.openxmlformats.org/drawingml/2006/main" xmlns:pic="http://schemas.openxmlformats.org/drawingml/2006/picture">
-            <wp:extent cx="5486400" cy="4983379"/>
+            <wp:extent cx="5486400" cy="4992868"/>
             <wp:docPr id="1" name="Picture 1"/>
             <wp:cNvGraphicFramePr>
               <a:graphicFrameLocks noChangeAspect="1"/>
@@ -43,7 +43,7 @@
                   <pic:spPr>
                     <a:xfrm>
                       <a:off x="0" y="0"/>
-                      <a:ext cx="5486400" cy="4983379"/>
+                      <a:ext cx="5486400" cy="4992868"/>
                     </a:xfrm>
                     <a:prstGeom prst="rect"/>
                   </pic:spPr>
@@ -65,7 +65,7 @@
     </w:p>
     <w:p>
       <w:r>
-        <w:t>I och inom 25 meter från samrådsanmälan finns fynd av 65 naturvårdsarter, varav 27 är rödlistade, 23 är fridlysta, 35 är typiska (T) och 21 är signalarter (S): garnlav (VU, T), goliatmusseron (VU, T), gränsticka (VU, T), jättemusseron (VU), knärot (VU, T, §8), lakritsmusseron (VU, T), rotfingersvamp (VU), skrovlig taggsvamp (VU), apelsinticka (NT), blå taggsvamp (NT, T), brunlångöra (NT, §4a), dropptaggsvamp (NT, T), fyrflikig jordstjärna (NT, T), gelatinfingersvamp (NT), lunglav (NT, T), motaggsvamp (NT, T), nordfladdermus (NT, §4a), orange taggsvamp (NT, T), skarp dropptaggsvamp (NT), svartvit taggsvamp (NT), tallkötticka (NT), tallticka (NT, T), talltita (NT, §4), ullticka (NT, T), vedskivlav (NT, T), vedtrappmossa (NT, T), vintertagging (NT), björksplintborre (S), blomkålssvamp (S), blåmossa (S, T), bronshjon (S, T), flagellkvastmossa (S, T), fällmossa (S, T), grovticka (S, T), grön sköldmossa (S, T, §8), grönpyrola (S, T), jättesvampmal (S), mindre märgborre (S, T), nästlav (S, T), plattlummer (S, T, §9), rödgul trumpetsvamp (S), spindelblomster (S, T, §8), stubbspretmossa (S, T), thomsons trägnagare (S), trådticka (S, T), vedticka (S, T), västlig hakmossa (S), vågbandad barkbock (S), krushättemossa (T), mattlummer (T, §9), nattskärra (T, §4), spillkråka (T, §4), tjäder (T, §4), tofsmes (T, §4), dvärgpipistrell (§4a), större brunfladdermus (§4a), trollpipistrell (§4a), vattenfladdermus (§4a), kopparödla (§6), mindre vattensalamander (§6), vanlig groda (§6), vanlig padda (§6), vanlig snok (§6), fläcknycklar (§8) och revlummer (§9). Se Figur 1.</w:t>
+        <w:t>I och inom 25 meter från samrådsanmälan finns fynd av 64 naturvårdsarter, varav 26 är rödlistade, 23 är fridlysta, 35 är typiska (T) och 21 är signalarter (S): garnlav (VU, T), goliatmusseron (VU, T), gränsticka (VU, T), jättemusseron (VU), knärot (VU, T, §8), lakritsmusseron (VU, T), rotfingersvamp (VU), apelsinticka (NT), blå taggsvamp (NT, T), brunlångöra (NT, §4a), dropptaggsvamp (NT, T), fyrflikig jordstjärna (NT, T), gelatinfingersvamp (NT), lunglav (NT, T), motaggsvamp (NT, T), nordfladdermus (NT, §4a), orange taggsvamp (NT, T), skarp dropptaggsvamp (NT), svartvit taggsvamp (NT), tallkötticka (NT), tallticka (NT, T), talltita (NT, §4), ullticka (NT, T), vedskivlav (NT, T), vedtrappmossa (NT, T), vintertagging (NT), björksplintborre (S), blomkålssvamp (S), blåmossa (S, T), bronshjon (S, T), flagellkvastmossa (S, T), fällmossa (S, T), grovticka (S, T), grön sköldmossa (S, T, §8), grönpyrola (S, T), jättesvampmal (S), mindre märgborre (S, T), nästlav (S, T), plattlummer (S, T, §9), rödgul trumpetsvamp (S), spindelblomster (S, T, §8), stubbspretmossa (S, T), thomsons trägnagare (S), trådticka (S, T), vedticka (S, T), västlig hakmossa (S), vågbandad barkbock (S), krushättemossa (T), mattlummer (T, §9), nattskärra (T, §4), spillkråka (T, §4), tjäder (T, §4), tofsmes (T, §4), dvärgpipistrell (§4a), större brunfladdermus (§4a), trollpipistrell (§4a), vattenfladdermus (§4a), kopparödla (§6), mindre vattensalamander (§6), vanlig groda (§6), vanlig padda (§6), vanlig snok (§6), fläcknycklar (§8) och revlummer (§9). Se Figur 1.</w:t>
       </w:r>
     </w:p>
     <w:p>
@@ -313,17 +313,6 @@
       </w:r>
       <w:r>
         <w:t>bildar mykorrhiza med tall, i tallskog på sandiga marker särskilt på åssluttningar. Huvudsakligen förekommer den i norra Sverige, i äldre icke kalavverkad kontinuitetsskog. Rotfingersvamp är placerad högst upp i Skogsstyrelsens värdepyramid för bedömning av skog med höga naturvärden och globalt rödlistad som nära hotad (NT) vilket innebär att Sverige har ett internationellt ansvar för arten. Områden med arten bör skyddas och undantas från rationellt skogsbruk och slutavverkning, kraftig gallring och skogsgödsling måste helt undvikas (IUCN, 2025; SLU Artdatabanken, 2024; Nitare &amp; Skogsstyrelsen, 2019).</w:t>
-      </w:r>
-    </w:p>
-    <w:p>
-      <w:r>
-        <w:rPr>
-          <w:b/>
-        </w:rPr>
-        <w:t xml:space="preserve">Skrovlig taggsvamp (VU) </w:t>
-      </w:r>
-      <w:r>
-        <w:t>bildar mykorrhiza med tall i äldre tallskog, framför allt på tallhed. Den växer huvudsakligen i äldre barrskog som hotas av slutavverkning. Genom att äldre barrskogar och naturskogar blir allt sällsyntare, missgynnas arten av skogsbruk. Arten ingår i ett åtgärdsprogram för hotade arter (ÅGP) och en långsiktig tillgång till svampens värdträd behöver säkras genom att växtplatserna undantas från avverkning. Skrovlig taggsvamp är globalt rödlistad som nära hotad (NT) vilket innebär att Sverige har ett internationellt ansvar för arten (IUCN, 2025; SLU Artdatabanken, 2026; Nitare, 2006).</w:t>
       </w:r>
     </w:p>
     <w:p>
@@ -2967,7 +2956,7 @@
     <w:r>
       <w:tab/>
       <w:tab/>
-      <w:t>2026-10-09</w:t>
+      <w:t>2026-10-10</w:t>
       <w:br/>
       <w:br/>
     </w:r>

--- a/tillsyn/S 152-2026 tillsynsbegäran.docx
+++ b/tillsyn/S 152-2026 tillsynsbegäran.docx
@@ -22,7 +22,7 @@
       <w:r>
         <w:drawing>
           <wp:inline xmlns:a="http://schemas.openxmlformats.org/drawingml/2006/main" xmlns:pic="http://schemas.openxmlformats.org/drawingml/2006/picture">
-            <wp:extent cx="5486400" cy="4992868"/>
+            <wp:extent cx="5486400" cy="4980709"/>
             <wp:docPr id="1" name="Picture 1"/>
             <wp:cNvGraphicFramePr>
               <a:graphicFrameLocks noChangeAspect="1"/>
@@ -43,7 +43,7 @@
                   <pic:spPr>
                     <a:xfrm>
                       <a:off x="0" y="0"/>
-                      <a:ext cx="5486400" cy="4992868"/>
+                      <a:ext cx="5486400" cy="4980709"/>
                     </a:xfrm>
                     <a:prstGeom prst="rect"/>
                   </pic:spPr>
@@ -65,7 +65,7 @@
     </w:p>
     <w:p>
       <w:r>
-        <w:t>I och inom 25 meter från samrådsanmälan finns fynd av 64 naturvårdsarter, varav 26 är rödlistade, 23 är fridlysta, 35 är typiska (T) och 21 är signalarter (S): garnlav (VU, T), goliatmusseron (VU, T), gränsticka (VU, T), jättemusseron (VU), knärot (VU, T, §8), lakritsmusseron (VU, T), rotfingersvamp (VU), apelsinticka (NT), blå taggsvamp (NT, T), brunlångöra (NT, §4a), dropptaggsvamp (NT, T), fyrflikig jordstjärna (NT, T), gelatinfingersvamp (NT), lunglav (NT, T), motaggsvamp (NT, T), nordfladdermus (NT, §4a), orange taggsvamp (NT, T), skarp dropptaggsvamp (NT), svartvit taggsvamp (NT), tallkötticka (NT), tallticka (NT, T), talltita (NT, §4), ullticka (NT, T), vedskivlav (NT, T), vedtrappmossa (NT, T), vintertagging (NT), björksplintborre (S), blomkålssvamp (S), blåmossa (S, T), bronshjon (S, T), flagellkvastmossa (S, T), fällmossa (S, T), grovticka (S, T), grön sköldmossa (S, T, §8), grönpyrola (S, T), jättesvampmal (S), mindre märgborre (S, T), nästlav (S, T), plattlummer (S, T, §9), rödgul trumpetsvamp (S), spindelblomster (S, T, §8), stubbspretmossa (S, T), thomsons trägnagare (S), trådticka (S, T), vedticka (S, T), västlig hakmossa (S), vågbandad barkbock (S), krushättemossa (T), mattlummer (T, §9), nattskärra (T, §4), spillkråka (T, §4), tjäder (T, §4), tofsmes (T, §4), dvärgpipistrell (§4a), större brunfladdermus (§4a), trollpipistrell (§4a), vattenfladdermus (§4a), kopparödla (§6), mindre vattensalamander (§6), vanlig groda (§6), vanlig padda (§6), vanlig snok (§6), fläcknycklar (§8) och revlummer (§9). Se Figur 1.</w:t>
+        <w:t>I och inom 25 meter från samrådsanmälan finns fynd av 65 naturvårdsarter, varav 27 är rödlistade, 23 är fridlysta, 35 är typiska (T) och 21 är signalarter (S): garnlav (VU, T), goliatmusseron (VU, T), gränsticka (VU, T), jättemusseron (VU), knärot (VU, T, §8), lakritsmusseron (VU, T), rotfingersvamp (VU), skrovlig taggsvamp (VU), apelsinticka (NT), blå taggsvamp (NT, T), brunlångöra (NT, §4a), dropptaggsvamp (NT, T), fyrflikig jordstjärna (NT, T), gelatinfingersvamp (NT), lunglav (NT, T), motaggsvamp (NT, T), nordfladdermus (NT, §4a), orange taggsvamp (NT, T), skarp dropptaggsvamp (NT), svartvit taggsvamp (NT), tallkötticka (NT), tallticka (NT, T), talltita (NT, §4), ullticka (NT, T), vedskivlav (NT, T), vedtrappmossa (NT, T), vintertagging (NT), björksplintborre (S), blomkålssvamp (S), blåmossa (S, T), bronshjon (S, T), flagellkvastmossa (S, T), fällmossa (S, T), grovticka (S, T), grön sköldmossa (S, T, §8), grönpyrola (S, T), jättesvampmal (S), mindre märgborre (S, T), nästlav (S, T), plattlummer (S, T, §9), rödgul trumpetsvamp (S), spindelblomster (S, T, §8), stubbspretmossa (S, T), thomsons trägnagare (S), trådticka (S, T), vedticka (S, T), västlig hakmossa (S), vågbandad barkbock (S), krushättemossa (T), mattlummer (T, §9), nattskärra (T, §4), spillkråka (T, §4), tjäder (T, §4), tofsmes (T, §4), dvärgpipistrell (§4a), större brunfladdermus (§4a), trollpipistrell (§4a), vattenfladdermus (§4a), kopparödla (§6), mindre vattensalamander (§6), vanlig groda (§6), vanlig padda (§6), vanlig snok (§6), fläcknycklar (§8) och revlummer (§9). Se Figur 1.</w:t>
       </w:r>
     </w:p>
     <w:p>
@@ -313,6 +313,17 @@
       </w:r>
       <w:r>
         <w:t>bildar mykorrhiza med tall, i tallskog på sandiga marker särskilt på åssluttningar. Huvudsakligen förekommer den i norra Sverige, i äldre icke kalavverkad kontinuitetsskog. Rotfingersvamp är placerad högst upp i Skogsstyrelsens värdepyramid för bedömning av skog med höga naturvärden och globalt rödlistad som nära hotad (NT) vilket innebär att Sverige har ett internationellt ansvar för arten. Områden med arten bör skyddas och undantas från rationellt skogsbruk och slutavverkning, kraftig gallring och skogsgödsling måste helt undvikas (IUCN, 2025; SLU Artdatabanken, 2024; Nitare &amp; Skogsstyrelsen, 2019).</w:t>
+      </w:r>
+    </w:p>
+    <w:p>
+      <w:r>
+        <w:rPr>
+          <w:b/>
+        </w:rPr>
+        <w:t xml:space="preserve">Skrovlig taggsvamp (VU) </w:t>
+      </w:r>
+      <w:r>
+        <w:t>bildar mykorrhiza med tall i äldre tallskog, framför allt på tallhed. Den växer huvudsakligen i äldre barrskog som hotas av slutavverkning. Genom att äldre barrskogar och naturskogar blir allt sällsyntare, missgynnas arten av skogsbruk. Arten ingår i ett åtgärdsprogram för hotade arter (ÅGP) och en långsiktig tillgång till svampens värdträd behöver säkras genom att växtplatserna undantas från avverkning. Skrovlig taggsvamp är globalt rödlistad som nära hotad (NT) vilket innebär att Sverige har ett internationellt ansvar för arten (IUCN, 2025; SLU Artdatabanken, 2026; Nitare, 2006).</w:t>
       </w:r>
     </w:p>
     <w:p>
@@ -2956,7 +2967,7 @@
     <w:r>
       <w:tab/>
       <w:tab/>
-      <w:t>2026-10-10</w:t>
+      <w:t>2026-10-11</w:t>
       <w:br/>
       <w:br/>
     </w:r>

--- a/tillsyn/S 152-2026 tillsynsbegäran.docx
+++ b/tillsyn/S 152-2026 tillsynsbegäran.docx
@@ -2967,7 +2967,7 @@
     <w:r>
       <w:tab/>
       <w:tab/>
-      <w:t>2026-10-11</w:t>
+      <w:t>2026-10-12</w:t>
       <w:br/>
       <w:br/>
     </w:r>

--- a/tillsyn/S 152-2026 tillsynsbegäran.docx
+++ b/tillsyn/S 152-2026 tillsynsbegäran.docx
@@ -22,7 +22,7 @@
       <w:r>
         <w:drawing>
           <wp:inline xmlns:a="http://schemas.openxmlformats.org/drawingml/2006/main" xmlns:pic="http://schemas.openxmlformats.org/drawingml/2006/picture">
-            <wp:extent cx="5486400" cy="4980709"/>
+            <wp:extent cx="5486400" cy="4976479"/>
             <wp:docPr id="1" name="Picture 1"/>
             <wp:cNvGraphicFramePr>
               <a:graphicFrameLocks noChangeAspect="1"/>
@@ -43,7 +43,7 @@
                   <pic:spPr>
                     <a:xfrm>
                       <a:off x="0" y="0"/>
-                      <a:ext cx="5486400" cy="4980709"/>
+                      <a:ext cx="5486400" cy="4976479"/>
                     </a:xfrm>
                     <a:prstGeom prst="rect"/>
                   </pic:spPr>
@@ -2967,7 +2967,7 @@
     <w:r>
       <w:tab/>
       <w:tab/>
-      <w:t>2026-10-12</w:t>
+      <w:t>2026-10-13</w:t>
       <w:br/>
       <w:br/>
     </w:r>

--- a/tillsyn/S 152-2026 tillsynsbegäran.docx
+++ b/tillsyn/S 152-2026 tillsynsbegäran.docx
@@ -22,7 +22,7 @@
       <w:r>
         <w:drawing>
           <wp:inline xmlns:a="http://schemas.openxmlformats.org/drawingml/2006/main" xmlns:pic="http://schemas.openxmlformats.org/drawingml/2006/picture">
-            <wp:extent cx="5486400" cy="4976479"/>
+            <wp:extent cx="5486400" cy="4987636"/>
             <wp:docPr id="1" name="Picture 1"/>
             <wp:cNvGraphicFramePr>
               <a:graphicFrameLocks noChangeAspect="1"/>
@@ -43,7 +43,7 @@
                   <pic:spPr>
                     <a:xfrm>
                       <a:off x="0" y="0"/>
-                      <a:ext cx="5486400" cy="4976479"/>
+                      <a:ext cx="5486400" cy="4987636"/>
                     </a:xfrm>
                     <a:prstGeom prst="rect"/>
                   </pic:spPr>
@@ -65,7 +65,7 @@
     </w:p>
     <w:p>
       <w:r>
-        <w:t>I och inom 25 meter från samrådsanmälan finns fynd av 65 naturvårdsarter, varav 27 är rödlistade, 23 är fridlysta, 35 är typiska (T) och 21 är signalarter (S): garnlav (VU, T), goliatmusseron (VU, T), gränsticka (VU, T), jättemusseron (VU), knärot (VU, T, §8), lakritsmusseron (VU, T), rotfingersvamp (VU), skrovlig taggsvamp (VU), apelsinticka (NT), blå taggsvamp (NT, T), brunlångöra (NT, §4a), dropptaggsvamp (NT, T), fyrflikig jordstjärna (NT, T), gelatinfingersvamp (NT), lunglav (NT, T), motaggsvamp (NT, T), nordfladdermus (NT, §4a), orange taggsvamp (NT, T), skarp dropptaggsvamp (NT), svartvit taggsvamp (NT), tallkötticka (NT), tallticka (NT, T), talltita (NT, §4), ullticka (NT, T), vedskivlav (NT, T), vedtrappmossa (NT, T), vintertagging (NT), björksplintborre (S), blomkålssvamp (S), blåmossa (S, T), bronshjon (S, T), flagellkvastmossa (S, T), fällmossa (S, T), grovticka (S, T), grön sköldmossa (S, T, §8), grönpyrola (S, T), jättesvampmal (S), mindre märgborre (S, T), nästlav (S, T), plattlummer (S, T, §9), rödgul trumpetsvamp (S), spindelblomster (S, T, §8), stubbspretmossa (S, T), thomsons trägnagare (S), trådticka (S, T), vedticka (S, T), västlig hakmossa (S), vågbandad barkbock (S), krushättemossa (T), mattlummer (T, §9), nattskärra (T, §4), spillkråka (T, §4), tjäder (T, §4), tofsmes (T, §4), dvärgpipistrell (§4a), större brunfladdermus (§4a), trollpipistrell (§4a), vattenfladdermus (§4a), kopparödla (§6), mindre vattensalamander (§6), vanlig groda (§6), vanlig padda (§6), vanlig snok (§6), fläcknycklar (§8) och revlummer (§9). Se Figur 1.</w:t>
+        <w:t>I och inom 25 meter från samrådsanmälan finns fynd av 64 naturvårdsarter, varav 26 är rödlistade, 23 är fridlysta, 35 är typiska (T) och 21 är signalarter (S): garnlav (VU, T), goliatmusseron (VU, T), gränsticka (VU, T), jättemusseron (VU), knärot (VU, T, §8), lakritsmusseron (VU, T), rotfingersvamp (VU), apelsinticka (NT), blå taggsvamp (NT, T), brunlångöra (NT, §4a), dropptaggsvamp (NT, T), fyrflikig jordstjärna (NT, T), gelatinfingersvamp (NT), lunglav (NT, T), motaggsvamp (NT, T), nordfladdermus (NT, §4a), orange taggsvamp (NT, T), skarp dropptaggsvamp (NT), svartvit taggsvamp (NT), tallkötticka (NT), tallticka (NT, T), talltita (NT, §4), ullticka (NT, T), vedskivlav (NT, T), vedtrappmossa (NT, T), vintertagging (NT), björksplintborre (S), blomkålssvamp (S), blåmossa (S, T), bronshjon (S, T), flagellkvastmossa (S, T), fällmossa (S, T), grovticka (S, T), grön sköldmossa (S, T, §8), grönpyrola (S, T), jättesvampmal (S), mindre märgborre (S, T), nästlav (S, T), plattlummer (S, T, §9), rödgul trumpetsvamp (S), spindelblomster (S, T, §8), stubbspretmossa (S, T), thomsons trägnagare (S), trådticka (S, T), vedticka (S, T), västlig hakmossa (S), vågbandad barkbock (S), krushättemossa (T), mattlummer (T, §9), nattskärra (T, §4), spillkråka (T, §4), tjäder (T, §4), tofsmes (T, §4), dvärgpipistrell (§4a), större brunfladdermus (§4a), trollpipistrell (§4a), vattenfladdermus (§4a), kopparödla (§6), mindre vattensalamander (§6), vanlig groda (§6), vanlig padda (§6), vanlig snok (§6), fläcknycklar (§8) och revlummer (§9). Se Figur 1.</w:t>
       </w:r>
     </w:p>
     <w:p>
@@ -313,17 +313,6 @@
       </w:r>
       <w:r>
         <w:t>bildar mykorrhiza med tall, i tallskog på sandiga marker särskilt på åssluttningar. Huvudsakligen förekommer den i norra Sverige, i äldre icke kalavverkad kontinuitetsskog. Rotfingersvamp är placerad högst upp i Skogsstyrelsens värdepyramid för bedömning av skog med höga naturvärden och globalt rödlistad som nära hotad (NT) vilket innebär att Sverige har ett internationellt ansvar för arten. Områden med arten bör skyddas och undantas från rationellt skogsbruk och slutavverkning, kraftig gallring och skogsgödsling måste helt undvikas (IUCN, 2025; SLU Artdatabanken, 2024; Nitare &amp; Skogsstyrelsen, 2019).</w:t>
-      </w:r>
-    </w:p>
-    <w:p>
-      <w:r>
-        <w:rPr>
-          <w:b/>
-        </w:rPr>
-        <w:t xml:space="preserve">Skrovlig taggsvamp (VU) </w:t>
-      </w:r>
-      <w:r>
-        <w:t>bildar mykorrhiza med tall i äldre tallskog, framför allt på tallhed. Den växer huvudsakligen i äldre barrskog som hotas av slutavverkning. Genom att äldre barrskogar och naturskogar blir allt sällsyntare, missgynnas arten av skogsbruk. Arten ingår i ett åtgärdsprogram för hotade arter (ÅGP) och en långsiktig tillgång till svampens värdträd behöver säkras genom att växtplatserna undantas från avverkning. Skrovlig taggsvamp är globalt rödlistad som nära hotad (NT) vilket innebär att Sverige har ett internationellt ansvar för arten (IUCN, 2025; SLU Artdatabanken, 2026; Nitare, 2006).</w:t>
       </w:r>
     </w:p>
     <w:p>
@@ -2967,7 +2956,7 @@
     <w:r>
       <w:tab/>
       <w:tab/>
-      <w:t>2026-10-13</w:t>
+      <w:t>2026-10-14</w:t>
       <w:br/>
       <w:br/>
     </w:r>

--- a/tillsyn/S 152-2026 tillsynsbegäran.docx
+++ b/tillsyn/S 152-2026 tillsynsbegäran.docx
@@ -2956,7 +2956,7 @@
     <w:r>
       <w:tab/>
       <w:tab/>
-      <w:t>2026-10-14</w:t>
+      <w:t>2026-10-15</w:t>
       <w:br/>
       <w:br/>
     </w:r>

--- a/tillsyn/S 152-2026 tillsynsbegäran.docx
+++ b/tillsyn/S 152-2026 tillsynsbegäran.docx
@@ -22,7 +22,7 @@
       <w:r>
         <w:drawing>
           <wp:inline xmlns:a="http://schemas.openxmlformats.org/drawingml/2006/main" xmlns:pic="http://schemas.openxmlformats.org/drawingml/2006/picture">
-            <wp:extent cx="5486400" cy="4987636"/>
+            <wp:extent cx="5486400" cy="4976479"/>
             <wp:docPr id="1" name="Picture 1"/>
             <wp:cNvGraphicFramePr>
               <a:graphicFrameLocks noChangeAspect="1"/>
@@ -43,7 +43,7 @@
                   <pic:spPr>
                     <a:xfrm>
                       <a:off x="0" y="0"/>
-                      <a:ext cx="5486400" cy="4987636"/>
+                      <a:ext cx="5486400" cy="4976479"/>
                     </a:xfrm>
                     <a:prstGeom prst="rect"/>
                   </pic:spPr>
@@ -65,7 +65,7 @@
     </w:p>
     <w:p>
       <w:r>
-        <w:t>I och inom 25 meter från samrådsanmälan finns fynd av 64 naturvårdsarter, varav 26 är rödlistade, 23 är fridlysta, 35 är typiska (T) och 21 är signalarter (S): garnlav (VU, T), goliatmusseron (VU, T), gränsticka (VU, T), jättemusseron (VU), knärot (VU, T, §8), lakritsmusseron (VU, T), rotfingersvamp (VU), apelsinticka (NT), blå taggsvamp (NT, T), brunlångöra (NT, §4a), dropptaggsvamp (NT, T), fyrflikig jordstjärna (NT, T), gelatinfingersvamp (NT), lunglav (NT, T), motaggsvamp (NT, T), nordfladdermus (NT, §4a), orange taggsvamp (NT, T), skarp dropptaggsvamp (NT), svartvit taggsvamp (NT), tallkötticka (NT), tallticka (NT, T), talltita (NT, §4), ullticka (NT, T), vedskivlav (NT, T), vedtrappmossa (NT, T), vintertagging (NT), björksplintborre (S), blomkålssvamp (S), blåmossa (S, T), bronshjon (S, T), flagellkvastmossa (S, T), fällmossa (S, T), grovticka (S, T), grön sköldmossa (S, T, §8), grönpyrola (S, T), jättesvampmal (S), mindre märgborre (S, T), nästlav (S, T), plattlummer (S, T, §9), rödgul trumpetsvamp (S), spindelblomster (S, T, §8), stubbspretmossa (S, T), thomsons trägnagare (S), trådticka (S, T), vedticka (S, T), västlig hakmossa (S), vågbandad barkbock (S), krushättemossa (T), mattlummer (T, §9), nattskärra (T, §4), spillkråka (T, §4), tjäder (T, §4), tofsmes (T, §4), dvärgpipistrell (§4a), större brunfladdermus (§4a), trollpipistrell (§4a), vattenfladdermus (§4a), kopparödla (§6), mindre vattensalamander (§6), vanlig groda (§6), vanlig padda (§6), vanlig snok (§6), fläcknycklar (§8) och revlummer (§9). Se Figur 1.</w:t>
+        <w:t>I och inom 25 meter från samrådsanmälan finns fynd av 65 naturvårdsarter, varav 27 är rödlistade, 23 är fridlysta, 35 är typiska (T) och 21 är signalarter (S): garnlav (VU, T), goliatmusseron (VU, T), gränsticka (VU, T), jättemusseron (VU), knärot (VU, T, §8), lakritsmusseron (VU, T), rotfingersvamp (VU), skrovlig taggsvamp (VU), apelsinticka (NT), blå taggsvamp (NT, T), brunlångöra (NT, §4a), dropptaggsvamp (NT, T), fyrflikig jordstjärna (NT, T), gelatinfingersvamp (NT), lunglav (NT, T), motaggsvamp (NT, T), nordfladdermus (NT, §4a), orange taggsvamp (NT, T), skarp dropptaggsvamp (NT), svartvit taggsvamp (NT), tallkötticka (NT), tallticka (NT, T), talltita (NT, §4), ullticka (NT, T), vedskivlav (NT, T), vedtrappmossa (NT, T), vintertagging (NT), björksplintborre (S), blomkålssvamp (S), blåmossa (S, T), bronshjon (S, T), flagellkvastmossa (S, T), fällmossa (S, T), grovticka (S, T), grön sköldmossa (S, T, §8), grönpyrola (S, T), jättesvampmal (S), mindre märgborre (S, T), nästlav (S, T), plattlummer (S, T, §9), rödgul trumpetsvamp (S), spindelblomster (S, T, §8), stubbspretmossa (S, T), thomsons trägnagare (S), trådticka (S, T), vedticka (S, T), västlig hakmossa (S), vågbandad barkbock (S), krushättemossa (T), mattlummer (T, §9), nattskärra (T, §4), spillkråka (T, §4), tjäder (T, §4), tofsmes (T, §4), dvärgpipistrell (§4a), större brunfladdermus (§4a), trollpipistrell (§4a), vattenfladdermus (§4a), kopparödla (§6), mindre vattensalamander (§6), vanlig groda (§6), vanlig padda (§6), vanlig snok (§6), fläcknycklar (§8) och revlummer (§9). Se Figur 1.</w:t>
       </w:r>
     </w:p>
     <w:p>
@@ -313,6 +313,17 @@
       </w:r>
       <w:r>
         <w:t>bildar mykorrhiza med tall, i tallskog på sandiga marker särskilt på åssluttningar. Huvudsakligen förekommer den i norra Sverige, i äldre icke kalavverkad kontinuitetsskog. Rotfingersvamp är placerad högst upp i Skogsstyrelsens värdepyramid för bedömning av skog med höga naturvärden och globalt rödlistad som nära hotad (NT) vilket innebär att Sverige har ett internationellt ansvar för arten. Områden med arten bör skyddas och undantas från rationellt skogsbruk och slutavverkning, kraftig gallring och skogsgödsling måste helt undvikas (IUCN, 2025; SLU Artdatabanken, 2024; Nitare &amp; Skogsstyrelsen, 2019).</w:t>
+      </w:r>
+    </w:p>
+    <w:p>
+      <w:r>
+        <w:rPr>
+          <w:b/>
+        </w:rPr>
+        <w:t xml:space="preserve">Skrovlig taggsvamp (VU) </w:t>
+      </w:r>
+      <w:r>
+        <w:t>bildar mykorrhiza med tall i äldre tallskog, framför allt på tallhed. Den växer huvudsakligen i äldre barrskog som hotas av slutavverkning. Genom att äldre barrskogar och naturskogar blir allt sällsyntare, missgynnas arten av skogsbruk. Arten ingår i ett åtgärdsprogram för hotade arter (ÅGP) och en långsiktig tillgång till svampens värdträd behöver säkras genom att växtplatserna undantas från avverkning. Skrovlig taggsvamp är globalt rödlistad som nära hotad (NT) vilket innebär att Sverige har ett internationellt ansvar för arten (IUCN, 2025; SLU Artdatabanken, 2026; Nitare, 2006).</w:t>
       </w:r>
     </w:p>
     <w:p>
@@ -2956,7 +2967,7 @@
     <w:r>
       <w:tab/>
       <w:tab/>
-      <w:t>2026-10-15</w:t>
+      <w:t>2026-10-16</w:t>
       <w:br/>
       <w:br/>
     </w:r>

--- a/tillsyn/S 152-2026 tillsynsbegäran.docx
+++ b/tillsyn/S 152-2026 tillsynsbegäran.docx
@@ -2967,7 +2967,7 @@
     <w:r>
       <w:tab/>
       <w:tab/>
-      <w:t>2026-10-16</w:t>
+      <w:t>2026-10-17</w:t>
       <w:br/>
       <w:br/>
     </w:r>

--- a/tillsyn/S 152-2026 tillsynsbegäran.docx
+++ b/tillsyn/S 152-2026 tillsynsbegäran.docx
@@ -2967,7 +2967,7 @@
     <w:r>
       <w:tab/>
       <w:tab/>
-      <w:t>2026-10-17</w:t>
+      <w:t>2026-10-18</w:t>
       <w:br/>
       <w:br/>
     </w:r>

--- a/tillsyn/S 152-2026 tillsynsbegäran.docx
+++ b/tillsyn/S 152-2026 tillsynsbegäran.docx
@@ -2967,7 +2967,7 @@
     <w:r>
       <w:tab/>
       <w:tab/>
-      <w:t>2026-10-18</w:t>
+      <w:t>2026-10-19</w:t>
       <w:br/>
       <w:br/>
     </w:r>

--- a/tillsyn/S 152-2026 tillsynsbegäran.docx
+++ b/tillsyn/S 152-2026 tillsynsbegäran.docx
@@ -2967,7 +2967,7 @@
     <w:r>
       <w:tab/>
       <w:tab/>
-      <w:t>2026-10-19</w:t>
+      <w:t>2026-10-20</w:t>
       <w:br/>
       <w:br/>
     </w:r>

--- a/tillsyn/S 152-2026 tillsynsbegäran.docx
+++ b/tillsyn/S 152-2026 tillsynsbegäran.docx
@@ -2967,7 +2967,7 @@
     <w:r>
       <w:tab/>
       <w:tab/>
-      <w:t>2026-10-20</w:t>
+      <w:t>2026-10-21</w:t>
       <w:br/>
       <w:br/>
     </w:r>

--- a/tillsyn/S 152-2026 tillsynsbegäran.docx
+++ b/tillsyn/S 152-2026 tillsynsbegäran.docx
@@ -2967,7 +2967,7 @@
     <w:r>
       <w:tab/>
       <w:tab/>
-      <w:t>2026-10-21</w:t>
+      <w:t>2026-10-22</w:t>
       <w:br/>
       <w:br/>
     </w:r>

--- a/tillsyn/S 152-2026 tillsynsbegäran.docx
+++ b/tillsyn/S 152-2026 tillsynsbegäran.docx
@@ -2967,7 +2967,7 @@
     <w:r>
       <w:tab/>
       <w:tab/>
-      <w:t>2026-10-22</w:t>
+      <w:t>2026-10-23</w:t>
       <w:br/>
       <w:br/>
     </w:r>

--- a/tillsyn/S 152-2026 tillsynsbegäran.docx
+++ b/tillsyn/S 152-2026 tillsynsbegäran.docx
@@ -22,7 +22,7 @@
       <w:r>
         <w:drawing>
           <wp:inline xmlns:a="http://schemas.openxmlformats.org/drawingml/2006/main" xmlns:pic="http://schemas.openxmlformats.org/drawingml/2006/picture">
-            <wp:extent cx="5486400" cy="4976479"/>
+            <wp:extent cx="5486400" cy="4973830"/>
             <wp:docPr id="1" name="Picture 1"/>
             <wp:cNvGraphicFramePr>
               <a:graphicFrameLocks noChangeAspect="1"/>
@@ -43,7 +43,7 @@
                   <pic:spPr>
                     <a:xfrm>
                       <a:off x="0" y="0"/>
-                      <a:ext cx="5486400" cy="4976479"/>
+                      <a:ext cx="5486400" cy="4973830"/>
                     </a:xfrm>
                     <a:prstGeom prst="rect"/>
                   </pic:spPr>
@@ -65,7 +65,7 @@
     </w:p>
     <w:p>
       <w:r>
-        <w:t>I och inom 25 meter från samrådsanmälan finns fynd av 65 naturvårdsarter, varav 27 är rödlistade, 23 är fridlysta, 35 är typiska (T) och 21 är signalarter (S): garnlav (VU, T), goliatmusseron (VU, T), gränsticka (VU, T), jättemusseron (VU), knärot (VU, T, §8), lakritsmusseron (VU, T), rotfingersvamp (VU), skrovlig taggsvamp (VU), apelsinticka (NT), blå taggsvamp (NT, T), brunlångöra (NT, §4a), dropptaggsvamp (NT, T), fyrflikig jordstjärna (NT, T), gelatinfingersvamp (NT), lunglav (NT, T), motaggsvamp (NT, T), nordfladdermus (NT, §4a), orange taggsvamp (NT, T), skarp dropptaggsvamp (NT), svartvit taggsvamp (NT), tallkötticka (NT), tallticka (NT, T), talltita (NT, §4), ullticka (NT, T), vedskivlav (NT, T), vedtrappmossa (NT, T), vintertagging (NT), björksplintborre (S), blomkålssvamp (S), blåmossa (S, T), bronshjon (S, T), flagellkvastmossa (S, T), fällmossa (S, T), grovticka (S, T), grön sköldmossa (S, T, §8), grönpyrola (S, T), jättesvampmal (S), mindre märgborre (S, T), nästlav (S, T), plattlummer (S, T, §9), rödgul trumpetsvamp (S), spindelblomster (S, T, §8), stubbspretmossa (S, T), thomsons trägnagare (S), trådticka (S, T), vedticka (S, T), västlig hakmossa (S), vågbandad barkbock (S), krushättemossa (T), mattlummer (T, §9), nattskärra (T, §4), spillkråka (T, §4), tjäder (T, §4), tofsmes (T, §4), dvärgpipistrell (§4a), större brunfladdermus (§4a), trollpipistrell (§4a), vattenfladdermus (§4a), kopparödla (§6), mindre vattensalamander (§6), vanlig groda (§6), vanlig padda (§6), vanlig snok (§6), fläcknycklar (§8) och revlummer (§9). Se Figur 1.</w:t>
+        <w:t>I och inom 25 meter från samrådsanmälan finns fynd av 66 naturvårdsarter, varav 28 är rödlistade, 23 är fridlysta, 35 är typiska (T) och 21 är signalarter (S): garnlav (VU, T), goliatmusseron (VU, T), gränsticka (VU, T), jättemusseron (VU), knärot (VU, T, §8), lakritsmusseron (VU, T), rotfingersvamp (VU), skrovlig taggsvamp (VU), apelsinticka (NT), blå taggsvamp (NT, T), brunlångöra (NT, §4a), dropptaggsvamp (NT, T), fyrflikig jordstjärna (NT, T), gelatinfingersvamp (NT), lunglav (NT, T), motaggsvamp (NT, T), nordfladdermus (NT, §4a), orange taggsvamp (NT, T), Phellodon aquiloniniger (NT), skarp dropptaggsvamp (NT), svartvit taggsvamp (NT), tallkötticka (NT), tallticka (NT, T), talltita (NT, §4), ullticka (NT, T), vedskivlav (NT, T), vedtrappmossa (NT, T), vintertagging (NT), björksplintborre (S), blomkålssvamp (S), blåmossa (S, T), bronshjon (S, T), flagellkvastmossa (S, T), fällmossa (S, T), grovticka (S, T), grön sköldmossa (S, T, §8), grönpyrola (S, T), jättesvampmal (S), mindre märgborre (S, T), nästlav (S, T), plattlummer (S, T, §9), rödgul trumpetsvamp (S), spindelblomster (S, T, §8), stubbspretmossa (S, T), thomsons trägnagare (S), trådticka (S, T), vedticka (S, T), västlig hakmossa (S), vågbandad barkbock (S), krushättemossa (T), mattlummer (T, §9), nattskärra (T, §4), spillkråka (T, §4), tjäder (T, §4), tofsmes (T, §4), dvärgpipistrell (§4a), större brunfladdermus (§4a), trollpipistrell (§4a), vattenfladdermus (§4a), kopparödla (§6), mindre vattensalamander (§6), vanlig groda (§6), vanlig padda (§6), vanlig snok (§6), fläcknycklar (§8) och revlummer (§9). Se Figur 1.</w:t>
       </w:r>
     </w:p>
     <w:p>
@@ -542,6 +542,24 @@
       </w:r>
       <w:r>
         <w:t xml:space="preserve"> (SLU Artdatabanken, 2024).</w:t>
+      </w:r>
+    </w:p>
+    <w:p>
+      <w:r>
+        <w:rPr>
+          <w:b/>
+          <w:i/>
+        </w:rPr>
+        <w:t xml:space="preserve">Phellodon aquiloniniger </w:t>
+      </w:r>
+      <w:r>
+        <w:rPr>
+          <w:b/>
+        </w:rPr>
+        <w:t xml:space="preserve">(NT) </w:t>
+      </w:r>
+      <w:r>
+        <w:t>är en taggsvamp som bildar mykorrhiza med tall, eventuellt även med gran, i sandtallskog och annan näringsfattig äldre tallskog och barrblandskog. Den totala populationen i landet bedöms ha minskat och förväntas fortsätta minska på grund av slutavverkning av äldre barrskog och kontinuitetsskog. Arten har begränsad förmåga att återetablera sig efter slutavverkning eller andra storskaliga skogsbruksåtgärder, och det finns inga indikationer på att den långsiktigt kan etablera eller reproducera sig i bestånd som brukas med trakthyggesmetoder, markberedning, gödsling eller förädlat plantmaterial. Uppfyller kriterierna för att bli rödlistad på grund av ny kunskap som visar att en större andel av populationen än tidigare bedömt är knuten till kontinuitetsbarrskog. Minskningstakten för den svenska populationen bedöms vara nära gränsvärdet för sårbar (VU) (SLU Artdatabanken, 2026).</w:t>
       </w:r>
     </w:p>
     <w:p>
@@ -2967,7 +2985,7 @@
     <w:r>
       <w:tab/>
       <w:tab/>
-      <w:t>2026-10-23</w:t>
+      <w:t>2026-10-24</w:t>
       <w:br/>
       <w:br/>
     </w:r>

--- a/tillsyn/S 152-2026 tillsynsbegäran.docx
+++ b/tillsyn/S 152-2026 tillsynsbegäran.docx
@@ -2985,7 +2985,7 @@
     <w:r>
       <w:tab/>
       <w:tab/>
-      <w:t>2026-10-24</w:t>
+      <w:t>2026-10-25</w:t>
       <w:br/>
       <w:br/>
     </w:r>

--- a/tillsyn/S 152-2026 tillsynsbegäran.docx
+++ b/tillsyn/S 152-2026 tillsynsbegäran.docx
@@ -2985,7 +2985,7 @@
     <w:r>
       <w:tab/>
       <w:tab/>
-      <w:t>2026-10-25</w:t>
+      <w:t>2026-10-26</w:t>
       <w:br/>
       <w:br/>
     </w:r>

--- a/tillsyn/S 152-2026 tillsynsbegäran.docx
+++ b/tillsyn/S 152-2026 tillsynsbegäran.docx
@@ -22,7 +22,7 @@
       <w:r>
         <w:drawing>
           <wp:inline xmlns:a="http://schemas.openxmlformats.org/drawingml/2006/main" xmlns:pic="http://schemas.openxmlformats.org/drawingml/2006/picture">
-            <wp:extent cx="5486400" cy="4973830"/>
+            <wp:extent cx="5486400" cy="4956065"/>
             <wp:docPr id="1" name="Picture 1"/>
             <wp:cNvGraphicFramePr>
               <a:graphicFrameLocks noChangeAspect="1"/>
@@ -43,7 +43,7 @@
                   <pic:spPr>
                     <a:xfrm>
                       <a:off x="0" y="0"/>
-                      <a:ext cx="5486400" cy="4973830"/>
+                      <a:ext cx="5486400" cy="4956065"/>
                     </a:xfrm>
                     <a:prstGeom prst="rect"/>
                   </pic:spPr>
@@ -2985,7 +2985,7 @@
     <w:r>
       <w:tab/>
       <w:tab/>
-      <w:t>2026-10-26</w:t>
+      <w:t>2026-10-27</w:t>
       <w:br/>
       <w:br/>
     </w:r>

--- a/tillsyn/S 152-2026 tillsynsbegäran.docx
+++ b/tillsyn/S 152-2026 tillsynsbegäran.docx
@@ -2985,7 +2985,7 @@
     <w:r>
       <w:tab/>
       <w:tab/>
-      <w:t>2026-10-27</w:t>
+      <w:t>2026-10-28</w:t>
       <w:br/>
       <w:br/>
     </w:r>

--- a/tillsyn/S 152-2026 tillsynsbegäran.docx
+++ b/tillsyn/S 152-2026 tillsynsbegäran.docx
@@ -22,7 +22,7 @@
       <w:r>
         <w:drawing>
           <wp:inline xmlns:a="http://schemas.openxmlformats.org/drawingml/2006/main" xmlns:pic="http://schemas.openxmlformats.org/drawingml/2006/picture">
-            <wp:extent cx="5486400" cy="4956065"/>
+            <wp:extent cx="5486400" cy="4953474"/>
             <wp:docPr id="1" name="Picture 1"/>
             <wp:cNvGraphicFramePr>
               <a:graphicFrameLocks noChangeAspect="1"/>
@@ -43,7 +43,7 @@
                   <pic:spPr>
                     <a:xfrm>
                       <a:off x="0" y="0"/>
-                      <a:ext cx="5486400" cy="4956065"/>
+                      <a:ext cx="5486400" cy="4953474"/>
                     </a:xfrm>
                     <a:prstGeom prst="rect"/>
                   </pic:spPr>
@@ -2985,7 +2985,7 @@
     <w:r>
       <w:tab/>
       <w:tab/>
-      <w:t>2026-10-28</w:t>
+      <w:t>2026-10-29</w:t>
       <w:br/>
       <w:br/>
     </w:r>

--- a/tillsyn/S 152-2026 tillsynsbegäran.docx
+++ b/tillsyn/S 152-2026 tillsynsbegäran.docx
@@ -2985,7 +2985,7 @@
     <w:r>
       <w:tab/>
       <w:tab/>
-      <w:t>2026-10-29</w:t>
+      <w:t>2026-10-31</w:t>
       <w:br/>
       <w:br/>
     </w:r>
